--- a/00 - Setup/Kompleksowy SQL Server - plan.docx
+++ b/00 - Setup/Kompleksowy SQL Server - plan.docx
@@ -12,17 +12,19 @@
         <w:ind w:left="870"/>
         <w:rPr>
           <w:rFonts w:ascii="Montserrat" w:eastAsia="Times New Roman" w:hAnsi="Montserrat" w:cs="Times New Roman"/>
-          <w:color w:val="000000"/>
-          <w:kern w:val="0"/>
-          <w:sz w:val="26"/>
-          <w:szCs w:val="26"/>
-          <w:lang w:eastAsia="pl-PL"/>
-          <w14:ligatures w14:val="none"/>
-        </w:rPr>
-      </w:pPr>
-      <w:r>
-        <w:rPr>
-          <w:rFonts w:ascii="Montserrat" w:eastAsia="Times New Roman" w:hAnsi="Montserrat" w:cs="Times New Roman"/>
+          <w:strike/>
+          <w:color w:val="000000"/>
+          <w:kern w:val="0"/>
+          <w:sz w:val="26"/>
+          <w:szCs w:val="26"/>
+          <w:lang w:eastAsia="pl-PL"/>
+          <w14:ligatures w14:val="none"/>
+        </w:rPr>
+      </w:pPr>
+      <w:r>
+        <w:rPr>
+          <w:rFonts w:ascii="Montserrat" w:eastAsia="Times New Roman" w:hAnsi="Montserrat" w:cs="Times New Roman"/>
+          <w:strike/>
           <w:color w:val="000000"/>
           <w:kern w:val="0"/>
           <w:sz w:val="26"/>
@@ -43,26 +45,99 @@
         <w:ind w:left="870"/>
         <w:rPr>
           <w:rFonts w:ascii="Montserrat" w:eastAsia="Times New Roman" w:hAnsi="Montserrat" w:cs="Times New Roman"/>
-          <w:color w:val="000000"/>
-          <w:kern w:val="0"/>
-          <w:sz w:val="26"/>
-          <w:szCs w:val="26"/>
-          <w:lang w:eastAsia="pl-PL"/>
-          <w14:ligatures w14:val="none"/>
-        </w:rPr>
-      </w:pPr>
-      <w:r>
-        <w:rPr>
-          <w:rFonts w:ascii="Montserrat" w:eastAsia="Times New Roman" w:hAnsi="Montserrat" w:cs="Times New Roman"/>
-          <w:color w:val="000000"/>
-          <w:kern w:val="0"/>
-          <w:sz w:val="26"/>
-          <w:szCs w:val="26"/>
-          <w:lang w:eastAsia="pl-PL"/>
-          <w14:ligatures w14:val="none"/>
-        </w:rPr>
-        <w:t>SQL Managment Studio – Dbeaver – narzędzia do pracy z SQL Serverem</w:t>
-      </w:r>
+          <w:strike/>
+          <w:color w:val="000000"/>
+          <w:kern w:val="0"/>
+          <w:sz w:val="26"/>
+          <w:szCs w:val="26"/>
+          <w:lang w:eastAsia="pl-PL"/>
+          <w14:ligatures w14:val="none"/>
+        </w:rPr>
+      </w:pPr>
+      <w:r>
+        <w:rPr>
+          <w:rFonts w:ascii="Montserrat" w:eastAsia="Times New Roman" w:hAnsi="Montserrat" w:cs="Times New Roman"/>
+          <w:strike/>
+          <w:color w:val="000000"/>
+          <w:kern w:val="0"/>
+          <w:sz w:val="26"/>
+          <w:szCs w:val="26"/>
+          <w:lang w:eastAsia="pl-PL"/>
+          <w14:ligatures w14:val="none"/>
+        </w:rPr>
+        <w:t xml:space="preserve">SQL </w:t>
+      </w:r>
+      <w:proofErr w:type="spellStart"/>
+      <w:r>
+        <w:rPr>
+          <w:rFonts w:ascii="Montserrat" w:eastAsia="Times New Roman" w:hAnsi="Montserrat" w:cs="Times New Roman"/>
+          <w:strike/>
+          <w:color w:val="000000"/>
+          <w:kern w:val="0"/>
+          <w:sz w:val="26"/>
+          <w:szCs w:val="26"/>
+          <w:lang w:eastAsia="pl-PL"/>
+          <w14:ligatures w14:val="none"/>
+        </w:rPr>
+        <w:t>Managment</w:t>
+      </w:r>
+      <w:proofErr w:type="spellEnd"/>
+      <w:r>
+        <w:rPr>
+          <w:rFonts w:ascii="Montserrat" w:eastAsia="Times New Roman" w:hAnsi="Montserrat" w:cs="Times New Roman"/>
+          <w:strike/>
+          <w:color w:val="000000"/>
+          <w:kern w:val="0"/>
+          <w:sz w:val="26"/>
+          <w:szCs w:val="26"/>
+          <w:lang w:eastAsia="pl-PL"/>
+          <w14:ligatures w14:val="none"/>
+        </w:rPr>
+        <w:t xml:space="preserve"> Studio – </w:t>
+      </w:r>
+      <w:proofErr w:type="spellStart"/>
+      <w:r>
+        <w:rPr>
+          <w:rFonts w:ascii="Montserrat" w:eastAsia="Times New Roman" w:hAnsi="Montserrat" w:cs="Times New Roman"/>
+          <w:strike/>
+          <w:color w:val="000000"/>
+          <w:kern w:val="0"/>
+          <w:sz w:val="26"/>
+          <w:szCs w:val="26"/>
+          <w:lang w:eastAsia="pl-PL"/>
+          <w14:ligatures w14:val="none"/>
+        </w:rPr>
+        <w:t>Dbeaver</w:t>
+      </w:r>
+      <w:proofErr w:type="spellEnd"/>
+      <w:r>
+        <w:rPr>
+          <w:rFonts w:ascii="Montserrat" w:eastAsia="Times New Roman" w:hAnsi="Montserrat" w:cs="Times New Roman"/>
+          <w:strike/>
+          <w:color w:val="000000"/>
+          <w:kern w:val="0"/>
+          <w:sz w:val="26"/>
+          <w:szCs w:val="26"/>
+          <w:lang w:eastAsia="pl-PL"/>
+          <w14:ligatures w14:val="none"/>
+        </w:rPr>
+        <w:t xml:space="preserve"> – narzędzia do pracy z SQL </w:t>
+      </w:r>
+      <w:proofErr w:type="spellStart"/>
+      <w:r>
+        <w:rPr>
+          <w:rFonts w:ascii="Montserrat" w:eastAsia="Times New Roman" w:hAnsi="Montserrat" w:cs="Times New Roman"/>
+          <w:strike/>
+          <w:color w:val="000000"/>
+          <w:kern w:val="0"/>
+          <w:sz w:val="26"/>
+          <w:szCs w:val="26"/>
+          <w:lang w:eastAsia="pl-PL"/>
+          <w14:ligatures w14:val="none"/>
+        </w:rPr>
+        <w:t>Serverem</w:t>
+      </w:r>
+      <w:proofErr w:type="spellEnd"/>
     </w:p>
     <w:p>
       <w:pPr>
@@ -74,17 +149,19 @@
         <w:ind w:left="870"/>
         <w:rPr>
           <w:rFonts w:ascii="Montserrat" w:eastAsia="Times New Roman" w:hAnsi="Montserrat" w:cs="Times New Roman"/>
-          <w:color w:val="000000"/>
-          <w:kern w:val="0"/>
-          <w:sz w:val="26"/>
-          <w:szCs w:val="26"/>
-          <w:lang w:eastAsia="pl-PL"/>
-          <w14:ligatures w14:val="none"/>
-        </w:rPr>
-      </w:pPr>
-      <w:r>
-        <w:rPr>
-          <w:rFonts w:ascii="Montserrat" w:eastAsia="Times New Roman" w:hAnsi="Montserrat" w:cs="Times New Roman"/>
+          <w:strike/>
+          <w:color w:val="000000"/>
+          <w:kern w:val="0"/>
+          <w:sz w:val="26"/>
+          <w:szCs w:val="26"/>
+          <w:lang w:eastAsia="pl-PL"/>
+          <w14:ligatures w14:val="none"/>
+        </w:rPr>
+      </w:pPr>
+      <w:r>
+        <w:rPr>
+          <w:rFonts w:ascii="Montserrat" w:eastAsia="Times New Roman" w:hAnsi="Montserrat" w:cs="Times New Roman"/>
+          <w:strike/>
           <w:color w:val="000000"/>
           <w:kern w:val="0"/>
           <w:sz w:val="26"/>
@@ -105,17 +182,19 @@
         <w:ind w:left="1965"/>
         <w:rPr>
           <w:rFonts w:ascii="Montserrat" w:eastAsia="Times New Roman" w:hAnsi="Montserrat" w:cs="Times New Roman"/>
-          <w:color w:val="000000"/>
-          <w:kern w:val="0"/>
-          <w:sz w:val="26"/>
-          <w:szCs w:val="26"/>
-          <w:lang w:eastAsia="pl-PL"/>
-          <w14:ligatures w14:val="none"/>
-        </w:rPr>
-      </w:pPr>
-      <w:r>
-        <w:rPr>
-          <w:rFonts w:ascii="Montserrat" w:eastAsia="Times New Roman" w:hAnsi="Montserrat" w:cs="Times New Roman"/>
+          <w:strike/>
+          <w:color w:val="000000"/>
+          <w:kern w:val="0"/>
+          <w:sz w:val="26"/>
+          <w:szCs w:val="26"/>
+          <w:lang w:eastAsia="pl-PL"/>
+          <w14:ligatures w14:val="none"/>
+        </w:rPr>
+      </w:pPr>
+      <w:r>
+        <w:rPr>
+          <w:rFonts w:ascii="Montserrat" w:eastAsia="Times New Roman" w:hAnsi="Montserrat" w:cs="Times New Roman"/>
+          <w:strike/>
           <w:color w:val="000000"/>
           <w:kern w:val="0"/>
           <w:sz w:val="26"/>
@@ -136,17 +215,19 @@
         <w:ind w:left="1965"/>
         <w:rPr>
           <w:rFonts w:ascii="Montserrat" w:eastAsia="Times New Roman" w:hAnsi="Montserrat" w:cs="Times New Roman"/>
-          <w:color w:val="000000"/>
-          <w:kern w:val="0"/>
-          <w:sz w:val="26"/>
-          <w:szCs w:val="26"/>
-          <w:lang w:eastAsia="pl-PL"/>
-          <w14:ligatures w14:val="none"/>
-        </w:rPr>
-      </w:pPr>
-      <w:r>
-        <w:rPr>
-          <w:rFonts w:ascii="Montserrat" w:eastAsia="Times New Roman" w:hAnsi="Montserrat" w:cs="Times New Roman"/>
+          <w:strike/>
+          <w:color w:val="000000"/>
+          <w:kern w:val="0"/>
+          <w:sz w:val="26"/>
+          <w:szCs w:val="26"/>
+          <w:lang w:eastAsia="pl-PL"/>
+          <w14:ligatures w14:val="none"/>
+        </w:rPr>
+      </w:pPr>
+      <w:r>
+        <w:rPr>
+          <w:rFonts w:ascii="Montserrat" w:eastAsia="Times New Roman" w:hAnsi="Montserrat" w:cs="Times New Roman"/>
+          <w:strike/>
           <w:color w:val="000000"/>
           <w:kern w:val="0"/>
           <w:sz w:val="26"/>
@@ -167,48 +248,67 @@
         <w:ind w:left="1965"/>
         <w:rPr>
           <w:rFonts w:ascii="Montserrat" w:eastAsia="Times New Roman" w:hAnsi="Montserrat" w:cs="Times New Roman"/>
-          <w:color w:val="000000"/>
-          <w:kern w:val="0"/>
-          <w:sz w:val="26"/>
-          <w:szCs w:val="26"/>
-          <w:lang w:eastAsia="pl-PL"/>
-          <w14:ligatures w14:val="none"/>
-        </w:rPr>
-      </w:pPr>
-      <w:r>
-        <w:rPr>
-          <w:rFonts w:ascii="Montserrat" w:eastAsia="Times New Roman" w:hAnsi="Montserrat" w:cs="Times New Roman"/>
-          <w:color w:val="000000"/>
-          <w:kern w:val="0"/>
-          <w:sz w:val="26"/>
-          <w:szCs w:val="26"/>
-          <w:lang w:eastAsia="pl-PL"/>
-          <w14:ligatures w14:val="none"/>
-        </w:rPr>
-        <w:t>aliasowanie kolumn</w:t>
-      </w:r>
-    </w:p>
-    <w:p>
-      <w:pPr>
-        <w:numPr>
-          <w:ilvl w:val="1"/>
-          <w:numId w:val="1"/>
-        </w:numPr>
-        <w:spacing w:before="75" w:after="0" w:line="240" w:lineRule="auto"/>
-        <w:ind w:left="1965"/>
-        <w:rPr>
-          <w:rFonts w:ascii="Montserrat" w:eastAsia="Times New Roman" w:hAnsi="Montserrat" w:cs="Times New Roman"/>
-          <w:color w:val="000000"/>
-          <w:kern w:val="0"/>
-          <w:sz w:val="26"/>
-          <w:szCs w:val="26"/>
-          <w:lang w:eastAsia="pl-PL"/>
-          <w14:ligatures w14:val="none"/>
-        </w:rPr>
-      </w:pPr>
-      <w:r>
-        <w:rPr>
-          <w:rFonts w:ascii="Montserrat" w:eastAsia="Times New Roman" w:hAnsi="Montserrat" w:cs="Times New Roman"/>
+          <w:strike/>
+          <w:color w:val="000000"/>
+          <w:kern w:val="0"/>
+          <w:sz w:val="26"/>
+          <w:szCs w:val="26"/>
+          <w:lang w:eastAsia="pl-PL"/>
+          <w14:ligatures w14:val="none"/>
+        </w:rPr>
+      </w:pPr>
+      <w:proofErr w:type="spellStart"/>
+      <w:r>
+        <w:rPr>
+          <w:rFonts w:ascii="Montserrat" w:eastAsia="Times New Roman" w:hAnsi="Montserrat" w:cs="Times New Roman"/>
+          <w:strike/>
+          <w:color w:val="000000"/>
+          <w:kern w:val="0"/>
+          <w:sz w:val="26"/>
+          <w:szCs w:val="26"/>
+          <w:lang w:eastAsia="pl-PL"/>
+          <w14:ligatures w14:val="none"/>
+        </w:rPr>
+        <w:t>aliasowanie</w:t>
+      </w:r>
+      <w:proofErr w:type="spellEnd"/>
+      <w:r>
+        <w:rPr>
+          <w:rFonts w:ascii="Montserrat" w:eastAsia="Times New Roman" w:hAnsi="Montserrat" w:cs="Times New Roman"/>
+          <w:strike/>
+          <w:color w:val="000000"/>
+          <w:kern w:val="0"/>
+          <w:sz w:val="26"/>
+          <w:szCs w:val="26"/>
+          <w:lang w:eastAsia="pl-PL"/>
+          <w14:ligatures w14:val="none"/>
+        </w:rPr>
+        <w:t xml:space="preserve"> kolumn</w:t>
+      </w:r>
+    </w:p>
+    <w:p>
+      <w:pPr>
+        <w:numPr>
+          <w:ilvl w:val="1"/>
+          <w:numId w:val="1"/>
+        </w:numPr>
+        <w:spacing w:before="75" w:after="0" w:line="240" w:lineRule="auto"/>
+        <w:ind w:left="1965"/>
+        <w:rPr>
+          <w:rFonts w:ascii="Montserrat" w:eastAsia="Times New Roman" w:hAnsi="Montserrat" w:cs="Times New Roman"/>
+          <w:strike/>
+          <w:color w:val="000000"/>
+          <w:kern w:val="0"/>
+          <w:sz w:val="26"/>
+          <w:szCs w:val="26"/>
+          <w:lang w:eastAsia="pl-PL"/>
+          <w14:ligatures w14:val="none"/>
+        </w:rPr>
+      </w:pPr>
+      <w:r>
+        <w:rPr>
+          <w:rFonts w:ascii="Montserrat" w:eastAsia="Times New Roman" w:hAnsi="Montserrat" w:cs="Times New Roman"/>
+          <w:strike/>
           <w:color w:val="000000"/>
           <w:kern w:val="0"/>
           <w:sz w:val="26"/>
@@ -229,17 +329,19 @@
         <w:ind w:left="870"/>
         <w:rPr>
           <w:rFonts w:ascii="Montserrat" w:eastAsia="Times New Roman" w:hAnsi="Montserrat" w:cs="Times New Roman"/>
-          <w:color w:val="000000"/>
-          <w:kern w:val="0"/>
-          <w:sz w:val="26"/>
-          <w:szCs w:val="26"/>
-          <w:lang w:eastAsia="pl-PL"/>
-          <w14:ligatures w14:val="none"/>
-        </w:rPr>
-      </w:pPr>
-      <w:r>
-        <w:rPr>
-          <w:rFonts w:ascii="Montserrat" w:eastAsia="Times New Roman" w:hAnsi="Montserrat" w:cs="Times New Roman"/>
+          <w:strike/>
+          <w:color w:val="000000"/>
+          <w:kern w:val="0"/>
+          <w:sz w:val="26"/>
+          <w:szCs w:val="26"/>
+          <w:lang w:eastAsia="pl-PL"/>
+          <w14:ligatures w14:val="none"/>
+        </w:rPr>
+      </w:pPr>
+      <w:r>
+        <w:rPr>
+          <w:rFonts w:ascii="Montserrat" w:eastAsia="Times New Roman" w:hAnsi="Montserrat" w:cs="Times New Roman"/>
+          <w:strike/>
           <w:color w:val="000000"/>
           <w:kern w:val="0"/>
           <w:sz w:val="26"/>
@@ -260,17 +362,19 @@
         <w:ind w:left="1965"/>
         <w:rPr>
           <w:rFonts w:ascii="Montserrat" w:eastAsia="Times New Roman" w:hAnsi="Montserrat" w:cs="Times New Roman"/>
-          <w:color w:val="000000"/>
-          <w:kern w:val="0"/>
-          <w:sz w:val="26"/>
-          <w:szCs w:val="26"/>
-          <w:lang w:eastAsia="pl-PL"/>
-          <w14:ligatures w14:val="none"/>
-        </w:rPr>
-      </w:pPr>
-      <w:r>
-        <w:rPr>
-          <w:rFonts w:ascii="Montserrat" w:eastAsia="Times New Roman" w:hAnsi="Montserrat" w:cs="Times New Roman"/>
+          <w:strike/>
+          <w:color w:val="000000"/>
+          <w:kern w:val="0"/>
+          <w:sz w:val="26"/>
+          <w:szCs w:val="26"/>
+          <w:lang w:eastAsia="pl-PL"/>
+          <w14:ligatures w14:val="none"/>
+        </w:rPr>
+      </w:pPr>
+      <w:r>
+        <w:rPr>
+          <w:rFonts w:ascii="Montserrat" w:eastAsia="Times New Roman" w:hAnsi="Montserrat" w:cs="Times New Roman"/>
+          <w:strike/>
           <w:color w:val="000000"/>
           <w:kern w:val="0"/>
           <w:sz w:val="26"/>
@@ -291,17 +395,19 @@
         <w:ind w:left="1965"/>
         <w:rPr>
           <w:rFonts w:ascii="Montserrat" w:eastAsia="Times New Roman" w:hAnsi="Montserrat" w:cs="Times New Roman"/>
-          <w:color w:val="000000"/>
-          <w:kern w:val="0"/>
-          <w:sz w:val="26"/>
-          <w:szCs w:val="26"/>
-          <w:lang w:eastAsia="pl-PL"/>
-          <w14:ligatures w14:val="none"/>
-        </w:rPr>
-      </w:pPr>
-      <w:r>
-        <w:rPr>
-          <w:rFonts w:ascii="Montserrat" w:eastAsia="Times New Roman" w:hAnsi="Montserrat" w:cs="Times New Roman"/>
+          <w:strike/>
+          <w:color w:val="000000"/>
+          <w:kern w:val="0"/>
+          <w:sz w:val="26"/>
+          <w:szCs w:val="26"/>
+          <w:lang w:eastAsia="pl-PL"/>
+          <w14:ligatures w14:val="none"/>
+        </w:rPr>
+      </w:pPr>
+      <w:r>
+        <w:rPr>
+          <w:rFonts w:ascii="Montserrat" w:eastAsia="Times New Roman" w:hAnsi="Montserrat" w:cs="Times New Roman"/>
+          <w:strike/>
           <w:color w:val="000000"/>
           <w:kern w:val="0"/>
           <w:sz w:val="26"/>
@@ -322,17 +428,19 @@
         <w:ind w:left="1965"/>
         <w:rPr>
           <w:rFonts w:ascii="Montserrat" w:eastAsia="Times New Roman" w:hAnsi="Montserrat" w:cs="Times New Roman"/>
-          <w:color w:val="000000"/>
-          <w:kern w:val="0"/>
-          <w:sz w:val="26"/>
-          <w:szCs w:val="26"/>
-          <w:lang w:eastAsia="pl-PL"/>
-          <w14:ligatures w14:val="none"/>
-        </w:rPr>
-      </w:pPr>
-      <w:r>
-        <w:rPr>
-          <w:rFonts w:ascii="Montserrat" w:eastAsia="Times New Roman" w:hAnsi="Montserrat" w:cs="Times New Roman"/>
+          <w:strike/>
+          <w:color w:val="000000"/>
+          <w:kern w:val="0"/>
+          <w:sz w:val="26"/>
+          <w:szCs w:val="26"/>
+          <w:lang w:eastAsia="pl-PL"/>
+          <w14:ligatures w14:val="none"/>
+        </w:rPr>
+      </w:pPr>
+      <w:r>
+        <w:rPr>
+          <w:rFonts w:ascii="Montserrat" w:eastAsia="Times New Roman" w:hAnsi="Montserrat" w:cs="Times New Roman"/>
+          <w:strike/>
           <w:color w:val="000000"/>
           <w:kern w:val="0"/>
           <w:sz w:val="26"/>
@@ -353,17 +461,19 @@
         <w:ind w:left="870"/>
         <w:rPr>
           <w:rFonts w:ascii="Montserrat" w:eastAsia="Times New Roman" w:hAnsi="Montserrat" w:cs="Times New Roman"/>
-          <w:color w:val="000000"/>
-          <w:kern w:val="0"/>
-          <w:sz w:val="26"/>
-          <w:szCs w:val="26"/>
-          <w:lang w:eastAsia="pl-PL"/>
-          <w14:ligatures w14:val="none"/>
-        </w:rPr>
-      </w:pPr>
-      <w:r>
-        <w:rPr>
-          <w:rFonts w:ascii="Montserrat" w:eastAsia="Times New Roman" w:hAnsi="Montserrat" w:cs="Times New Roman"/>
+          <w:strike/>
+          <w:color w:val="000000"/>
+          <w:kern w:val="0"/>
+          <w:sz w:val="26"/>
+          <w:szCs w:val="26"/>
+          <w:lang w:eastAsia="pl-PL"/>
+          <w14:ligatures w14:val="none"/>
+        </w:rPr>
+      </w:pPr>
+      <w:r>
+        <w:rPr>
+          <w:rFonts w:ascii="Montserrat" w:eastAsia="Times New Roman" w:hAnsi="Montserrat" w:cs="Times New Roman"/>
+          <w:strike/>
           <w:color w:val="000000"/>
           <w:kern w:val="0"/>
           <w:sz w:val="26"/>
@@ -384,17 +494,19 @@
         <w:ind w:left="1965"/>
         <w:rPr>
           <w:rFonts w:ascii="Montserrat" w:eastAsia="Times New Roman" w:hAnsi="Montserrat" w:cs="Times New Roman"/>
-          <w:color w:val="000000"/>
-          <w:kern w:val="0"/>
-          <w:sz w:val="26"/>
-          <w:szCs w:val="26"/>
-          <w:lang w:eastAsia="pl-PL"/>
-          <w14:ligatures w14:val="none"/>
-        </w:rPr>
-      </w:pPr>
-      <w:r>
-        <w:rPr>
-          <w:rFonts w:ascii="Montserrat" w:eastAsia="Times New Roman" w:hAnsi="Montserrat" w:cs="Times New Roman"/>
+          <w:strike/>
+          <w:color w:val="000000"/>
+          <w:kern w:val="0"/>
+          <w:sz w:val="26"/>
+          <w:szCs w:val="26"/>
+          <w:lang w:eastAsia="pl-PL"/>
+          <w14:ligatures w14:val="none"/>
+        </w:rPr>
+      </w:pPr>
+      <w:r>
+        <w:rPr>
+          <w:rFonts w:ascii="Montserrat" w:eastAsia="Times New Roman" w:hAnsi="Montserrat" w:cs="Times New Roman"/>
+          <w:strike/>
           <w:color w:val="000000"/>
           <w:kern w:val="0"/>
           <w:sz w:val="26"/>
@@ -415,48 +527,67 @@
         <w:ind w:left="1965"/>
         <w:rPr>
           <w:rFonts w:ascii="Montserrat" w:eastAsia="Times New Roman" w:hAnsi="Montserrat" w:cs="Times New Roman"/>
-          <w:color w:val="000000"/>
-          <w:kern w:val="0"/>
-          <w:sz w:val="26"/>
-          <w:szCs w:val="26"/>
-          <w:lang w:eastAsia="pl-PL"/>
-          <w14:ligatures w14:val="none"/>
-        </w:rPr>
-      </w:pPr>
-      <w:r>
-        <w:rPr>
-          <w:rFonts w:ascii="Montserrat" w:eastAsia="Times New Roman" w:hAnsi="Montserrat" w:cs="Times New Roman"/>
-          <w:color w:val="000000"/>
-          <w:kern w:val="0"/>
-          <w:sz w:val="26"/>
-          <w:szCs w:val="26"/>
-          <w:lang w:eastAsia="pl-PL"/>
-          <w14:ligatures w14:val="none"/>
-        </w:rPr>
-        <w:t>operatory porówaniania</w:t>
-      </w:r>
-    </w:p>
-    <w:p>
-      <w:pPr>
-        <w:numPr>
-          <w:ilvl w:val="1"/>
-          <w:numId w:val="1"/>
-        </w:numPr>
-        <w:spacing w:before="75" w:after="0" w:line="240" w:lineRule="auto"/>
-        <w:ind w:left="1965"/>
-        <w:rPr>
-          <w:rFonts w:ascii="Montserrat" w:eastAsia="Times New Roman" w:hAnsi="Montserrat" w:cs="Times New Roman"/>
-          <w:color w:val="000000"/>
-          <w:kern w:val="0"/>
-          <w:sz w:val="26"/>
-          <w:szCs w:val="26"/>
-          <w:lang w:eastAsia="pl-PL"/>
-          <w14:ligatures w14:val="none"/>
-        </w:rPr>
-      </w:pPr>
-      <w:r>
-        <w:rPr>
-          <w:rFonts w:ascii="Montserrat" w:eastAsia="Times New Roman" w:hAnsi="Montserrat" w:cs="Times New Roman"/>
+          <w:strike/>
+          <w:color w:val="000000"/>
+          <w:kern w:val="0"/>
+          <w:sz w:val="26"/>
+          <w:szCs w:val="26"/>
+          <w:lang w:eastAsia="pl-PL"/>
+          <w14:ligatures w14:val="none"/>
+        </w:rPr>
+      </w:pPr>
+      <w:r>
+        <w:rPr>
+          <w:rFonts w:ascii="Montserrat" w:eastAsia="Times New Roman" w:hAnsi="Montserrat" w:cs="Times New Roman"/>
+          <w:strike/>
+          <w:color w:val="000000"/>
+          <w:kern w:val="0"/>
+          <w:sz w:val="26"/>
+          <w:szCs w:val="26"/>
+          <w:lang w:eastAsia="pl-PL"/>
+          <w14:ligatures w14:val="none"/>
+        </w:rPr>
+        <w:t xml:space="preserve">operatory </w:t>
+      </w:r>
+      <w:proofErr w:type="spellStart"/>
+      <w:r>
+        <w:rPr>
+          <w:rFonts w:ascii="Montserrat" w:eastAsia="Times New Roman" w:hAnsi="Montserrat" w:cs="Times New Roman"/>
+          <w:strike/>
+          <w:color w:val="000000"/>
+          <w:kern w:val="0"/>
+          <w:sz w:val="26"/>
+          <w:szCs w:val="26"/>
+          <w:lang w:eastAsia="pl-PL"/>
+          <w14:ligatures w14:val="none"/>
+        </w:rPr>
+        <w:t>porówaniania</w:t>
+      </w:r>
+      <w:proofErr w:type="spellEnd"/>
+    </w:p>
+    <w:p>
+      <w:pPr>
+        <w:numPr>
+          <w:ilvl w:val="1"/>
+          <w:numId w:val="1"/>
+        </w:numPr>
+        <w:spacing w:before="75" w:after="0" w:line="240" w:lineRule="auto"/>
+        <w:ind w:left="1965"/>
+        <w:rPr>
+          <w:rFonts w:ascii="Montserrat" w:eastAsia="Times New Roman" w:hAnsi="Montserrat" w:cs="Times New Roman"/>
+          <w:strike/>
+          <w:color w:val="000000"/>
+          <w:kern w:val="0"/>
+          <w:sz w:val="26"/>
+          <w:szCs w:val="26"/>
+          <w:lang w:eastAsia="pl-PL"/>
+          <w14:ligatures w14:val="none"/>
+        </w:rPr>
+      </w:pPr>
+      <w:r>
+        <w:rPr>
+          <w:rFonts w:ascii="Montserrat" w:eastAsia="Times New Roman" w:hAnsi="Montserrat" w:cs="Times New Roman"/>
+          <w:strike/>
           <w:color w:val="000000"/>
           <w:kern w:val="0"/>
           <w:sz w:val="26"/>
@@ -477,17 +608,19 @@
         <w:ind w:left="1965"/>
         <w:rPr>
           <w:rFonts w:ascii="Montserrat" w:eastAsia="Times New Roman" w:hAnsi="Montserrat" w:cs="Times New Roman"/>
-          <w:color w:val="000000"/>
-          <w:kern w:val="0"/>
-          <w:sz w:val="26"/>
-          <w:szCs w:val="26"/>
-          <w:lang w:eastAsia="pl-PL"/>
-          <w14:ligatures w14:val="none"/>
-        </w:rPr>
-      </w:pPr>
-      <w:r>
-        <w:rPr>
-          <w:rFonts w:ascii="Montserrat" w:eastAsia="Times New Roman" w:hAnsi="Montserrat" w:cs="Times New Roman"/>
+          <w:strike/>
+          <w:color w:val="000000"/>
+          <w:kern w:val="0"/>
+          <w:sz w:val="26"/>
+          <w:szCs w:val="26"/>
+          <w:lang w:eastAsia="pl-PL"/>
+          <w14:ligatures w14:val="none"/>
+        </w:rPr>
+      </w:pPr>
+      <w:r>
+        <w:rPr>
+          <w:rFonts w:ascii="Montserrat" w:eastAsia="Times New Roman" w:hAnsi="Montserrat" w:cs="Times New Roman"/>
+          <w:strike/>
           <w:color w:val="000000"/>
           <w:kern w:val="0"/>
           <w:sz w:val="26"/>
@@ -508,17 +641,19 @@
         <w:ind w:left="870"/>
         <w:rPr>
           <w:rFonts w:ascii="Montserrat" w:eastAsia="Times New Roman" w:hAnsi="Montserrat" w:cs="Times New Roman"/>
-          <w:color w:val="000000"/>
-          <w:kern w:val="0"/>
-          <w:sz w:val="26"/>
-          <w:szCs w:val="26"/>
-          <w:lang w:eastAsia="pl-PL"/>
-          <w14:ligatures w14:val="none"/>
-        </w:rPr>
-      </w:pPr>
-      <w:r>
-        <w:rPr>
-          <w:rFonts w:ascii="Montserrat" w:eastAsia="Times New Roman" w:hAnsi="Montserrat" w:cs="Times New Roman"/>
+          <w:strike/>
+          <w:color w:val="000000"/>
+          <w:kern w:val="0"/>
+          <w:sz w:val="26"/>
+          <w:szCs w:val="26"/>
+          <w:lang w:eastAsia="pl-PL"/>
+          <w14:ligatures w14:val="none"/>
+        </w:rPr>
+      </w:pPr>
+      <w:r>
+        <w:rPr>
+          <w:rFonts w:ascii="Montserrat" w:eastAsia="Times New Roman" w:hAnsi="Montserrat" w:cs="Times New Roman"/>
+          <w:strike/>
           <w:color w:val="000000"/>
           <w:kern w:val="0"/>
           <w:sz w:val="26"/>
@@ -539,17 +674,19 @@
         <w:ind w:left="1965"/>
         <w:rPr>
           <w:rFonts w:ascii="Montserrat" w:eastAsia="Times New Roman" w:hAnsi="Montserrat" w:cs="Times New Roman"/>
-          <w:color w:val="000000"/>
-          <w:kern w:val="0"/>
-          <w:sz w:val="26"/>
-          <w:szCs w:val="26"/>
-          <w:lang w:eastAsia="pl-PL"/>
-          <w14:ligatures w14:val="none"/>
-        </w:rPr>
-      </w:pPr>
-      <w:r>
-        <w:rPr>
-          <w:rFonts w:ascii="Montserrat" w:eastAsia="Times New Roman" w:hAnsi="Montserrat" w:cs="Times New Roman"/>
+          <w:strike/>
+          <w:color w:val="000000"/>
+          <w:kern w:val="0"/>
+          <w:sz w:val="26"/>
+          <w:szCs w:val="26"/>
+          <w:lang w:eastAsia="pl-PL"/>
+          <w14:ligatures w14:val="none"/>
+        </w:rPr>
+      </w:pPr>
+      <w:r>
+        <w:rPr>
+          <w:rFonts w:ascii="Montserrat" w:eastAsia="Times New Roman" w:hAnsi="Montserrat" w:cs="Times New Roman"/>
+          <w:strike/>
           <w:color w:val="000000"/>
           <w:kern w:val="0"/>
           <w:sz w:val="26"/>
@@ -570,17 +707,19 @@
         <w:ind w:left="1965"/>
         <w:rPr>
           <w:rFonts w:ascii="Montserrat" w:eastAsia="Times New Roman" w:hAnsi="Montserrat" w:cs="Times New Roman"/>
-          <w:color w:val="000000"/>
-          <w:kern w:val="0"/>
-          <w:sz w:val="26"/>
-          <w:szCs w:val="26"/>
-          <w:lang w:eastAsia="pl-PL"/>
-          <w14:ligatures w14:val="none"/>
-        </w:rPr>
-      </w:pPr>
-      <w:r>
-        <w:rPr>
-          <w:rFonts w:ascii="Montserrat" w:eastAsia="Times New Roman" w:hAnsi="Montserrat" w:cs="Times New Roman"/>
+          <w:strike/>
+          <w:color w:val="000000"/>
+          <w:kern w:val="0"/>
+          <w:sz w:val="26"/>
+          <w:szCs w:val="26"/>
+          <w:lang w:eastAsia="pl-PL"/>
+          <w14:ligatures w14:val="none"/>
+        </w:rPr>
+      </w:pPr>
+      <w:r>
+        <w:rPr>
+          <w:rFonts w:ascii="Montserrat" w:eastAsia="Times New Roman" w:hAnsi="Montserrat" w:cs="Times New Roman"/>
+          <w:strike/>
           <w:color w:val="000000"/>
           <w:kern w:val="0"/>
           <w:sz w:val="26"/>
@@ -601,17 +740,19 @@
         <w:ind w:left="1965"/>
         <w:rPr>
           <w:rFonts w:ascii="Montserrat" w:eastAsia="Times New Roman" w:hAnsi="Montserrat" w:cs="Times New Roman"/>
-          <w:color w:val="000000"/>
-          <w:kern w:val="0"/>
-          <w:sz w:val="26"/>
-          <w:szCs w:val="26"/>
-          <w:lang w:eastAsia="pl-PL"/>
-          <w14:ligatures w14:val="none"/>
-        </w:rPr>
-      </w:pPr>
-      <w:r>
-        <w:rPr>
-          <w:rFonts w:ascii="Montserrat" w:eastAsia="Times New Roman" w:hAnsi="Montserrat" w:cs="Times New Roman"/>
+          <w:strike/>
+          <w:color w:val="000000"/>
+          <w:kern w:val="0"/>
+          <w:sz w:val="26"/>
+          <w:szCs w:val="26"/>
+          <w:lang w:eastAsia="pl-PL"/>
+          <w14:ligatures w14:val="none"/>
+        </w:rPr>
+      </w:pPr>
+      <w:r>
+        <w:rPr>
+          <w:rFonts w:ascii="Montserrat" w:eastAsia="Times New Roman" w:hAnsi="Montserrat" w:cs="Times New Roman"/>
+          <w:strike/>
           <w:color w:val="000000"/>
           <w:kern w:val="0"/>
           <w:sz w:val="26"/>
@@ -632,17 +773,19 @@
         <w:ind w:left="1965"/>
         <w:rPr>
           <w:rFonts w:ascii="Montserrat" w:eastAsia="Times New Roman" w:hAnsi="Montserrat" w:cs="Times New Roman"/>
-          <w:color w:val="000000"/>
-          <w:kern w:val="0"/>
-          <w:sz w:val="26"/>
-          <w:szCs w:val="26"/>
-          <w:lang w:eastAsia="pl-PL"/>
-          <w14:ligatures w14:val="none"/>
-        </w:rPr>
-      </w:pPr>
-      <w:r>
-        <w:rPr>
-          <w:rFonts w:ascii="Montserrat" w:eastAsia="Times New Roman" w:hAnsi="Montserrat" w:cs="Times New Roman"/>
+          <w:strike/>
+          <w:color w:val="000000"/>
+          <w:kern w:val="0"/>
+          <w:sz w:val="26"/>
+          <w:szCs w:val="26"/>
+          <w:lang w:eastAsia="pl-PL"/>
+          <w14:ligatures w14:val="none"/>
+        </w:rPr>
+      </w:pPr>
+      <w:r>
+        <w:rPr>
+          <w:rFonts w:ascii="Montserrat" w:eastAsia="Times New Roman" w:hAnsi="Montserrat" w:cs="Times New Roman"/>
+          <w:strike/>
           <w:color w:val="000000"/>
           <w:kern w:val="0"/>
           <w:sz w:val="26"/>
@@ -663,17 +806,19 @@
         <w:ind w:left="870"/>
         <w:rPr>
           <w:rFonts w:ascii="Montserrat" w:eastAsia="Times New Roman" w:hAnsi="Montserrat" w:cs="Times New Roman"/>
-          <w:color w:val="000000"/>
-          <w:kern w:val="0"/>
-          <w:sz w:val="26"/>
-          <w:szCs w:val="26"/>
-          <w:lang w:eastAsia="pl-PL"/>
-          <w14:ligatures w14:val="none"/>
-        </w:rPr>
-      </w:pPr>
-      <w:r>
-        <w:rPr>
-          <w:rFonts w:ascii="Montserrat" w:eastAsia="Times New Roman" w:hAnsi="Montserrat" w:cs="Times New Roman"/>
+          <w:strike/>
+          <w:color w:val="000000"/>
+          <w:kern w:val="0"/>
+          <w:sz w:val="26"/>
+          <w:szCs w:val="26"/>
+          <w:lang w:eastAsia="pl-PL"/>
+          <w14:ligatures w14:val="none"/>
+        </w:rPr>
+      </w:pPr>
+      <w:r>
+        <w:rPr>
+          <w:rFonts w:ascii="Montserrat" w:eastAsia="Times New Roman" w:hAnsi="Montserrat" w:cs="Times New Roman"/>
+          <w:strike/>
           <w:color w:val="000000"/>
           <w:kern w:val="0"/>
           <w:sz w:val="26"/>
@@ -694,17 +839,19 @@
         <w:ind w:left="1965"/>
         <w:rPr>
           <w:rFonts w:ascii="Montserrat" w:eastAsia="Times New Roman" w:hAnsi="Montserrat" w:cs="Times New Roman"/>
-          <w:color w:val="000000"/>
-          <w:kern w:val="0"/>
-          <w:sz w:val="26"/>
-          <w:szCs w:val="26"/>
-          <w:lang w:eastAsia="pl-PL"/>
-          <w14:ligatures w14:val="none"/>
-        </w:rPr>
-      </w:pPr>
-      <w:r>
-        <w:rPr>
-          <w:rFonts w:ascii="Montserrat" w:eastAsia="Times New Roman" w:hAnsi="Montserrat" w:cs="Times New Roman"/>
+          <w:strike/>
+          <w:color w:val="000000"/>
+          <w:kern w:val="0"/>
+          <w:sz w:val="26"/>
+          <w:szCs w:val="26"/>
+          <w:lang w:eastAsia="pl-PL"/>
+          <w14:ligatures w14:val="none"/>
+        </w:rPr>
+      </w:pPr>
+      <w:r>
+        <w:rPr>
+          <w:rFonts w:ascii="Montserrat" w:eastAsia="Times New Roman" w:hAnsi="Montserrat" w:cs="Times New Roman"/>
+          <w:strike/>
           <w:color w:val="000000"/>
           <w:kern w:val="0"/>
           <w:sz w:val="26"/>
@@ -725,17 +872,19 @@
         <w:ind w:left="1965"/>
         <w:rPr>
           <w:rFonts w:ascii="Montserrat" w:eastAsia="Times New Roman" w:hAnsi="Montserrat" w:cs="Times New Roman"/>
-          <w:color w:val="000000"/>
-          <w:kern w:val="0"/>
-          <w:sz w:val="26"/>
-          <w:szCs w:val="26"/>
-          <w:lang w:eastAsia="pl-PL"/>
-          <w14:ligatures w14:val="none"/>
-        </w:rPr>
-      </w:pPr>
-      <w:r>
-        <w:rPr>
-          <w:rFonts w:ascii="Montserrat" w:eastAsia="Times New Roman" w:hAnsi="Montserrat" w:cs="Times New Roman"/>
+          <w:strike/>
+          <w:color w:val="000000"/>
+          <w:kern w:val="0"/>
+          <w:sz w:val="26"/>
+          <w:szCs w:val="26"/>
+          <w:lang w:eastAsia="pl-PL"/>
+          <w14:ligatures w14:val="none"/>
+        </w:rPr>
+      </w:pPr>
+      <w:r>
+        <w:rPr>
+          <w:rFonts w:ascii="Montserrat" w:eastAsia="Times New Roman" w:hAnsi="Montserrat" w:cs="Times New Roman"/>
+          <w:strike/>
           <w:color w:val="000000"/>
           <w:kern w:val="0"/>
           <w:sz w:val="26"/>
@@ -756,17 +905,19 @@
         <w:ind w:left="1965"/>
         <w:rPr>
           <w:rFonts w:ascii="Montserrat" w:eastAsia="Times New Roman" w:hAnsi="Montserrat" w:cs="Times New Roman"/>
-          <w:color w:val="000000"/>
-          <w:kern w:val="0"/>
-          <w:sz w:val="26"/>
-          <w:szCs w:val="26"/>
-          <w:lang w:eastAsia="pl-PL"/>
-          <w14:ligatures w14:val="none"/>
-        </w:rPr>
-      </w:pPr>
-      <w:r>
-        <w:rPr>
-          <w:rFonts w:ascii="Montserrat" w:eastAsia="Times New Roman" w:hAnsi="Montserrat" w:cs="Times New Roman"/>
+          <w:strike/>
+          <w:color w:val="000000"/>
+          <w:kern w:val="0"/>
+          <w:sz w:val="26"/>
+          <w:szCs w:val="26"/>
+          <w:lang w:eastAsia="pl-PL"/>
+          <w14:ligatures w14:val="none"/>
+        </w:rPr>
+      </w:pPr>
+      <w:r>
+        <w:rPr>
+          <w:rFonts w:ascii="Montserrat" w:eastAsia="Times New Roman" w:hAnsi="Montserrat" w:cs="Times New Roman"/>
+          <w:strike/>
           <w:color w:val="000000"/>
           <w:kern w:val="0"/>
           <w:sz w:val="26"/>
@@ -787,17 +938,19 @@
         <w:ind w:left="870"/>
         <w:rPr>
           <w:rFonts w:ascii="Montserrat" w:eastAsia="Times New Roman" w:hAnsi="Montserrat" w:cs="Times New Roman"/>
-          <w:color w:val="000000"/>
-          <w:kern w:val="0"/>
-          <w:sz w:val="26"/>
-          <w:szCs w:val="26"/>
-          <w:lang w:eastAsia="pl-PL"/>
-          <w14:ligatures w14:val="none"/>
-        </w:rPr>
-      </w:pPr>
-      <w:r>
-        <w:rPr>
-          <w:rFonts w:ascii="Montserrat" w:eastAsia="Times New Roman" w:hAnsi="Montserrat" w:cs="Times New Roman"/>
+          <w:strike/>
+          <w:color w:val="000000"/>
+          <w:kern w:val="0"/>
+          <w:sz w:val="26"/>
+          <w:szCs w:val="26"/>
+          <w:lang w:eastAsia="pl-PL"/>
+          <w14:ligatures w14:val="none"/>
+        </w:rPr>
+      </w:pPr>
+      <w:r>
+        <w:rPr>
+          <w:rFonts w:ascii="Montserrat" w:eastAsia="Times New Roman" w:hAnsi="Montserrat" w:cs="Times New Roman"/>
+          <w:strike/>
           <w:color w:val="000000"/>
           <w:kern w:val="0"/>
           <w:sz w:val="26"/>
@@ -818,17 +971,19 @@
         <w:ind w:left="1965"/>
         <w:rPr>
           <w:rFonts w:ascii="Montserrat" w:eastAsia="Times New Roman" w:hAnsi="Montserrat" w:cs="Times New Roman"/>
-          <w:color w:val="000000"/>
-          <w:kern w:val="0"/>
-          <w:sz w:val="26"/>
-          <w:szCs w:val="26"/>
-          <w:lang w:eastAsia="pl-PL"/>
-          <w14:ligatures w14:val="none"/>
-        </w:rPr>
-      </w:pPr>
-      <w:r>
-        <w:rPr>
-          <w:rFonts w:ascii="Montserrat" w:eastAsia="Times New Roman" w:hAnsi="Montserrat" w:cs="Times New Roman"/>
+          <w:strike/>
+          <w:color w:val="000000"/>
+          <w:kern w:val="0"/>
+          <w:sz w:val="26"/>
+          <w:szCs w:val="26"/>
+          <w:lang w:eastAsia="pl-PL"/>
+          <w14:ligatures w14:val="none"/>
+        </w:rPr>
+      </w:pPr>
+      <w:r>
+        <w:rPr>
+          <w:rFonts w:ascii="Montserrat" w:eastAsia="Times New Roman" w:hAnsi="Montserrat" w:cs="Times New Roman"/>
+          <w:strike/>
           <w:color w:val="000000"/>
           <w:kern w:val="0"/>
           <w:sz w:val="26"/>
@@ -849,17 +1004,19 @@
         <w:ind w:left="1965"/>
         <w:rPr>
           <w:rFonts w:ascii="Montserrat" w:eastAsia="Times New Roman" w:hAnsi="Montserrat" w:cs="Times New Roman"/>
-          <w:color w:val="000000"/>
-          <w:kern w:val="0"/>
-          <w:sz w:val="26"/>
-          <w:szCs w:val="26"/>
-          <w:lang w:eastAsia="pl-PL"/>
-          <w14:ligatures w14:val="none"/>
-        </w:rPr>
-      </w:pPr>
-      <w:r>
-        <w:rPr>
-          <w:rFonts w:ascii="Montserrat" w:eastAsia="Times New Roman" w:hAnsi="Montserrat" w:cs="Times New Roman"/>
+          <w:strike/>
+          <w:color w:val="000000"/>
+          <w:kern w:val="0"/>
+          <w:sz w:val="26"/>
+          <w:szCs w:val="26"/>
+          <w:lang w:eastAsia="pl-PL"/>
+          <w14:ligatures w14:val="none"/>
+        </w:rPr>
+      </w:pPr>
+      <w:r>
+        <w:rPr>
+          <w:rFonts w:ascii="Montserrat" w:eastAsia="Times New Roman" w:hAnsi="Montserrat" w:cs="Times New Roman"/>
+          <w:strike/>
           <w:color w:val="000000"/>
           <w:kern w:val="0"/>
           <w:sz w:val="26"/>
@@ -880,17 +1037,19 @@
         <w:ind w:left="1965"/>
         <w:rPr>
           <w:rFonts w:ascii="Montserrat" w:eastAsia="Times New Roman" w:hAnsi="Montserrat" w:cs="Times New Roman"/>
-          <w:color w:val="000000"/>
-          <w:kern w:val="0"/>
-          <w:sz w:val="26"/>
-          <w:szCs w:val="26"/>
-          <w:lang w:eastAsia="pl-PL"/>
-          <w14:ligatures w14:val="none"/>
-        </w:rPr>
-      </w:pPr>
-      <w:r>
-        <w:rPr>
-          <w:rFonts w:ascii="Montserrat" w:eastAsia="Times New Roman" w:hAnsi="Montserrat" w:cs="Times New Roman"/>
+          <w:strike/>
+          <w:color w:val="000000"/>
+          <w:kern w:val="0"/>
+          <w:sz w:val="26"/>
+          <w:szCs w:val="26"/>
+          <w:lang w:eastAsia="pl-PL"/>
+          <w14:ligatures w14:val="none"/>
+        </w:rPr>
+      </w:pPr>
+      <w:r>
+        <w:rPr>
+          <w:rFonts w:ascii="Montserrat" w:eastAsia="Times New Roman" w:hAnsi="Montserrat" w:cs="Times New Roman"/>
+          <w:strike/>
           <w:color w:val="000000"/>
           <w:kern w:val="0"/>
           <w:sz w:val="26"/>
@@ -950,6 +1109,7 @@
           <w14:ligatures w14:val="none"/>
         </w:rPr>
       </w:pPr>
+      <w:proofErr w:type="spellStart"/>
       <w:r>
         <w:rPr>
           <w:rFonts w:ascii="Montserrat" w:eastAsia="Times New Roman" w:hAnsi="Montserrat" w:cs="Times New Roman"/>
@@ -962,25 +1122,27 @@
         </w:rPr>
         <w:t>Rollup</w:t>
       </w:r>
-    </w:p>
-    <w:p>
-      <w:pPr>
-        <w:numPr>
-          <w:ilvl w:val="1"/>
-          <w:numId w:val="1"/>
-        </w:numPr>
-        <w:spacing w:before="75" w:after="0" w:line="240" w:lineRule="auto"/>
-        <w:ind w:left="1965"/>
-        <w:rPr>
-          <w:rFonts w:ascii="Montserrat" w:eastAsia="Times New Roman" w:hAnsi="Montserrat" w:cs="Times New Roman"/>
-          <w:color w:val="000000"/>
-          <w:kern w:val="0"/>
-          <w:sz w:val="26"/>
-          <w:szCs w:val="26"/>
-          <w:lang w:eastAsia="pl-PL"/>
-          <w14:ligatures w14:val="none"/>
-        </w:rPr>
-      </w:pPr>
+      <w:proofErr w:type="spellEnd"/>
+    </w:p>
+    <w:p>
+      <w:pPr>
+        <w:numPr>
+          <w:ilvl w:val="1"/>
+          <w:numId w:val="1"/>
+        </w:numPr>
+        <w:spacing w:before="75" w:after="0" w:line="240" w:lineRule="auto"/>
+        <w:ind w:left="1965"/>
+        <w:rPr>
+          <w:rFonts w:ascii="Montserrat" w:eastAsia="Times New Roman" w:hAnsi="Montserrat" w:cs="Times New Roman"/>
+          <w:color w:val="000000"/>
+          <w:kern w:val="0"/>
+          <w:sz w:val="26"/>
+          <w:szCs w:val="26"/>
+          <w:lang w:eastAsia="pl-PL"/>
+          <w14:ligatures w14:val="none"/>
+        </w:rPr>
+      </w:pPr>
+      <w:proofErr w:type="spellStart"/>
       <w:r>
         <w:rPr>
           <w:rFonts w:ascii="Montserrat" w:eastAsia="Times New Roman" w:hAnsi="Montserrat" w:cs="Times New Roman"/>
@@ -993,25 +1155,27 @@
         </w:rPr>
         <w:t>Cube</w:t>
       </w:r>
-    </w:p>
-    <w:p>
-      <w:pPr>
-        <w:numPr>
-          <w:ilvl w:val="1"/>
-          <w:numId w:val="1"/>
-        </w:numPr>
-        <w:spacing w:before="75" w:after="0" w:line="240" w:lineRule="auto"/>
-        <w:ind w:left="1965"/>
-        <w:rPr>
-          <w:rFonts w:ascii="Montserrat" w:eastAsia="Times New Roman" w:hAnsi="Montserrat" w:cs="Times New Roman"/>
-          <w:color w:val="000000"/>
-          <w:kern w:val="0"/>
-          <w:sz w:val="26"/>
-          <w:szCs w:val="26"/>
-          <w:lang w:eastAsia="pl-PL"/>
-          <w14:ligatures w14:val="none"/>
-        </w:rPr>
-      </w:pPr>
+      <w:proofErr w:type="spellEnd"/>
+    </w:p>
+    <w:p>
+      <w:pPr>
+        <w:numPr>
+          <w:ilvl w:val="1"/>
+          <w:numId w:val="1"/>
+        </w:numPr>
+        <w:spacing w:before="75" w:after="0" w:line="240" w:lineRule="auto"/>
+        <w:ind w:left="1965"/>
+        <w:rPr>
+          <w:rFonts w:ascii="Montserrat" w:eastAsia="Times New Roman" w:hAnsi="Montserrat" w:cs="Times New Roman"/>
+          <w:color w:val="000000"/>
+          <w:kern w:val="0"/>
+          <w:sz w:val="26"/>
+          <w:szCs w:val="26"/>
+          <w:lang w:eastAsia="pl-PL"/>
+          <w14:ligatures w14:val="none"/>
+        </w:rPr>
+      </w:pPr>
+      <w:proofErr w:type="spellStart"/>
       <w:r>
         <w:rPr>
           <w:rFonts w:ascii="Montserrat" w:eastAsia="Times New Roman" w:hAnsi="Montserrat" w:cs="Times New Roman"/>
@@ -1024,6 +1188,7 @@
         </w:rPr>
         <w:t>grouping</w:t>
       </w:r>
+      <w:proofErr w:type="spellEnd"/>
     </w:p>
     <w:p>
       <w:pPr>
@@ -1602,6 +1767,7 @@
           <w14:ligatures w14:val="none"/>
         </w:rPr>
       </w:pPr>
+      <w:proofErr w:type="spellStart"/>
       <w:r>
         <w:rPr>
           <w:rFonts w:ascii="Montserrat" w:eastAsia="Times New Roman" w:hAnsi="Montserrat" w:cs="Times New Roman"/>
@@ -1614,25 +1780,27 @@
         </w:rPr>
         <w:t>commit</w:t>
       </w:r>
-    </w:p>
-    <w:p>
-      <w:pPr>
-        <w:numPr>
-          <w:ilvl w:val="1"/>
-          <w:numId w:val="1"/>
-        </w:numPr>
-        <w:spacing w:before="75" w:after="0" w:line="240" w:lineRule="auto"/>
-        <w:ind w:left="1965"/>
-        <w:rPr>
-          <w:rFonts w:ascii="Montserrat" w:eastAsia="Times New Roman" w:hAnsi="Montserrat" w:cs="Times New Roman"/>
-          <w:color w:val="000000"/>
-          <w:kern w:val="0"/>
-          <w:sz w:val="26"/>
-          <w:szCs w:val="26"/>
-          <w:lang w:eastAsia="pl-PL"/>
-          <w14:ligatures w14:val="none"/>
-        </w:rPr>
-      </w:pPr>
+      <w:proofErr w:type="spellEnd"/>
+    </w:p>
+    <w:p>
+      <w:pPr>
+        <w:numPr>
+          <w:ilvl w:val="1"/>
+          <w:numId w:val="1"/>
+        </w:numPr>
+        <w:spacing w:before="75" w:after="0" w:line="240" w:lineRule="auto"/>
+        <w:ind w:left="1965"/>
+        <w:rPr>
+          <w:rFonts w:ascii="Montserrat" w:eastAsia="Times New Roman" w:hAnsi="Montserrat" w:cs="Times New Roman"/>
+          <w:color w:val="000000"/>
+          <w:kern w:val="0"/>
+          <w:sz w:val="26"/>
+          <w:szCs w:val="26"/>
+          <w:lang w:eastAsia="pl-PL"/>
+          <w14:ligatures w14:val="none"/>
+        </w:rPr>
+      </w:pPr>
+      <w:proofErr w:type="spellStart"/>
       <w:r>
         <w:rPr>
           <w:rFonts w:ascii="Montserrat" w:eastAsia="Times New Roman" w:hAnsi="Montserrat" w:cs="Times New Roman"/>
@@ -1645,25 +1813,27 @@
         </w:rPr>
         <w:t>rollback</w:t>
       </w:r>
-    </w:p>
-    <w:p>
-      <w:pPr>
-        <w:numPr>
-          <w:ilvl w:val="1"/>
-          <w:numId w:val="1"/>
-        </w:numPr>
-        <w:spacing w:before="75" w:after="0" w:line="240" w:lineRule="auto"/>
-        <w:ind w:left="1965"/>
-        <w:rPr>
-          <w:rFonts w:ascii="Montserrat" w:eastAsia="Times New Roman" w:hAnsi="Montserrat" w:cs="Times New Roman"/>
-          <w:color w:val="000000"/>
-          <w:kern w:val="0"/>
-          <w:sz w:val="26"/>
-          <w:szCs w:val="26"/>
-          <w:lang w:eastAsia="pl-PL"/>
-          <w14:ligatures w14:val="none"/>
-        </w:rPr>
-      </w:pPr>
+      <w:proofErr w:type="spellEnd"/>
+    </w:p>
+    <w:p>
+      <w:pPr>
+        <w:numPr>
+          <w:ilvl w:val="1"/>
+          <w:numId w:val="1"/>
+        </w:numPr>
+        <w:spacing w:before="75" w:after="0" w:line="240" w:lineRule="auto"/>
+        <w:ind w:left="1965"/>
+        <w:rPr>
+          <w:rFonts w:ascii="Montserrat" w:eastAsia="Times New Roman" w:hAnsi="Montserrat" w:cs="Times New Roman"/>
+          <w:color w:val="000000"/>
+          <w:kern w:val="0"/>
+          <w:sz w:val="26"/>
+          <w:szCs w:val="26"/>
+          <w:lang w:eastAsia="pl-PL"/>
+          <w14:ligatures w14:val="none"/>
+        </w:rPr>
+      </w:pPr>
+      <w:proofErr w:type="spellStart"/>
       <w:r>
         <w:rPr>
           <w:rFonts w:ascii="Montserrat" w:eastAsia="Times New Roman" w:hAnsi="Montserrat" w:cs="Times New Roman"/>
@@ -1676,6 +1846,7 @@
         </w:rPr>
         <w:t>savepoint</w:t>
       </w:r>
+      <w:proofErr w:type="spellEnd"/>
     </w:p>
     <w:p>
       <w:pPr>
@@ -2254,6 +2425,7 @@
           <w14:ligatures w14:val="none"/>
         </w:rPr>
       </w:pPr>
+      <w:proofErr w:type="spellStart"/>
       <w:r>
         <w:rPr>
           <w:rFonts w:ascii="Montserrat" w:eastAsia="Times New Roman" w:hAnsi="Montserrat" w:cs="Times New Roman"/>
@@ -2266,6 +2438,7 @@
         </w:rPr>
         <w:t>include</w:t>
       </w:r>
+      <w:proofErr w:type="spellEnd"/>
     </w:p>
     <w:p>
       <w:pPr>
@@ -2409,18 +2582,46 @@
           <w14:ligatures w14:val="none"/>
         </w:rPr>
       </w:pPr>
-      <w:r>
-        <w:rPr>
-          <w:rFonts w:ascii="Montserrat" w:eastAsia="Times New Roman" w:hAnsi="Montserrat" w:cs="Times New Roman"/>
-          <w:color w:val="000000"/>
-          <w:kern w:val="0"/>
-          <w:sz w:val="26"/>
-          <w:szCs w:val="26"/>
-          <w:lang w:eastAsia="pl-PL"/>
-          <w14:ligatures w14:val="none"/>
-        </w:rPr>
-        <w:t>Parameter sniffing</w:t>
-      </w:r>
+      <w:proofErr w:type="spellStart"/>
+      <w:r>
+        <w:rPr>
+          <w:rFonts w:ascii="Montserrat" w:eastAsia="Times New Roman" w:hAnsi="Montserrat" w:cs="Times New Roman"/>
+          <w:color w:val="000000"/>
+          <w:kern w:val="0"/>
+          <w:sz w:val="26"/>
+          <w:szCs w:val="26"/>
+          <w:lang w:eastAsia="pl-PL"/>
+          <w14:ligatures w14:val="none"/>
+        </w:rPr>
+        <w:t>Parameter</w:t>
+      </w:r>
+      <w:proofErr w:type="spellEnd"/>
+      <w:r>
+        <w:rPr>
+          <w:rFonts w:ascii="Montserrat" w:eastAsia="Times New Roman" w:hAnsi="Montserrat" w:cs="Times New Roman"/>
+          <w:color w:val="000000"/>
+          <w:kern w:val="0"/>
+          <w:sz w:val="26"/>
+          <w:szCs w:val="26"/>
+          <w:lang w:eastAsia="pl-PL"/>
+          <w14:ligatures w14:val="none"/>
+        </w:rPr>
+        <w:t xml:space="preserve"> </w:t>
+      </w:r>
+      <w:proofErr w:type="spellStart"/>
+      <w:r>
+        <w:rPr>
+          <w:rFonts w:ascii="Montserrat" w:eastAsia="Times New Roman" w:hAnsi="Montserrat" w:cs="Times New Roman"/>
+          <w:color w:val="000000"/>
+          <w:kern w:val="0"/>
+          <w:sz w:val="26"/>
+          <w:szCs w:val="26"/>
+          <w:lang w:eastAsia="pl-PL"/>
+          <w14:ligatures w14:val="none"/>
+        </w:rPr>
+        <w:t>sniffing</w:t>
+      </w:r>
+      <w:proofErr w:type="spellEnd"/>
     </w:p>
     <w:p>
       <w:pPr>

--- a/00 - Setup/Kompleksowy SQL Server - plan.docx
+++ b/00 - Setup/Kompleksowy SQL Server - plan.docx
@@ -1070,17 +1070,19 @@
         <w:ind w:left="870"/>
         <w:rPr>
           <w:rFonts w:ascii="Montserrat" w:eastAsia="Times New Roman" w:hAnsi="Montserrat" w:cs="Times New Roman"/>
-          <w:color w:val="000000"/>
-          <w:kern w:val="0"/>
-          <w:sz w:val="26"/>
-          <w:szCs w:val="26"/>
-          <w:lang w:eastAsia="pl-PL"/>
-          <w14:ligatures w14:val="none"/>
-        </w:rPr>
-      </w:pPr>
-      <w:r>
-        <w:rPr>
-          <w:rFonts w:ascii="Montserrat" w:eastAsia="Times New Roman" w:hAnsi="Montserrat" w:cs="Times New Roman"/>
+          <w:strike/>
+          <w:color w:val="000000"/>
+          <w:kern w:val="0"/>
+          <w:sz w:val="26"/>
+          <w:szCs w:val="26"/>
+          <w:lang w:eastAsia="pl-PL"/>
+          <w14:ligatures w14:val="none"/>
+        </w:rPr>
+      </w:pPr>
+      <w:r>
+        <w:rPr>
+          <w:rFonts w:ascii="Montserrat" w:eastAsia="Times New Roman" w:hAnsi="Montserrat" w:cs="Times New Roman"/>
+          <w:strike/>
           <w:color w:val="000000"/>
           <w:kern w:val="0"/>
           <w:sz w:val="26"/>
@@ -1101,6 +1103,7 @@
         <w:ind w:left="1965"/>
         <w:rPr>
           <w:rFonts w:ascii="Montserrat" w:eastAsia="Times New Roman" w:hAnsi="Montserrat" w:cs="Times New Roman"/>
+          <w:strike/>
           <w:color w:val="000000"/>
           <w:kern w:val="0"/>
           <w:sz w:val="26"/>
@@ -1113,6 +1116,7 @@
       <w:r>
         <w:rPr>
           <w:rFonts w:ascii="Montserrat" w:eastAsia="Times New Roman" w:hAnsi="Montserrat" w:cs="Times New Roman"/>
+          <w:strike/>
           <w:color w:val="000000"/>
           <w:kern w:val="0"/>
           <w:sz w:val="26"/>
@@ -1134,6 +1138,7 @@
         <w:ind w:left="1965"/>
         <w:rPr>
           <w:rFonts w:ascii="Montserrat" w:eastAsia="Times New Roman" w:hAnsi="Montserrat" w:cs="Times New Roman"/>
+          <w:strike/>
           <w:color w:val="000000"/>
           <w:kern w:val="0"/>
           <w:sz w:val="26"/>
@@ -1146,6 +1151,7 @@
       <w:r>
         <w:rPr>
           <w:rFonts w:ascii="Montserrat" w:eastAsia="Times New Roman" w:hAnsi="Montserrat" w:cs="Times New Roman"/>
+          <w:strike/>
           <w:color w:val="000000"/>
           <w:kern w:val="0"/>
           <w:sz w:val="26"/>
@@ -1167,6 +1173,7 @@
         <w:ind w:left="1965"/>
         <w:rPr>
           <w:rFonts w:ascii="Montserrat" w:eastAsia="Times New Roman" w:hAnsi="Montserrat" w:cs="Times New Roman"/>
+          <w:strike/>
           <w:color w:val="000000"/>
           <w:kern w:val="0"/>
           <w:sz w:val="26"/>
@@ -1179,6 +1186,7 @@
       <w:r>
         <w:rPr>
           <w:rFonts w:ascii="Montserrat" w:eastAsia="Times New Roman" w:hAnsi="Montserrat" w:cs="Times New Roman"/>
+          <w:strike/>
           <w:color w:val="000000"/>
           <w:kern w:val="0"/>
           <w:sz w:val="26"/>
@@ -1200,17 +1208,19 @@
         <w:ind w:left="870"/>
         <w:rPr>
           <w:rFonts w:ascii="Montserrat" w:eastAsia="Times New Roman" w:hAnsi="Montserrat" w:cs="Times New Roman"/>
-          <w:color w:val="000000"/>
-          <w:kern w:val="0"/>
-          <w:sz w:val="26"/>
-          <w:szCs w:val="26"/>
-          <w:lang w:eastAsia="pl-PL"/>
-          <w14:ligatures w14:val="none"/>
-        </w:rPr>
-      </w:pPr>
-      <w:r>
-        <w:rPr>
-          <w:rFonts w:ascii="Montserrat" w:eastAsia="Times New Roman" w:hAnsi="Montserrat" w:cs="Times New Roman"/>
+          <w:strike/>
+          <w:color w:val="000000"/>
+          <w:kern w:val="0"/>
+          <w:sz w:val="26"/>
+          <w:szCs w:val="26"/>
+          <w:lang w:eastAsia="pl-PL"/>
+          <w14:ligatures w14:val="none"/>
+        </w:rPr>
+      </w:pPr>
+      <w:r>
+        <w:rPr>
+          <w:rFonts w:ascii="Montserrat" w:eastAsia="Times New Roman" w:hAnsi="Montserrat" w:cs="Times New Roman"/>
+          <w:strike/>
           <w:color w:val="000000"/>
           <w:kern w:val="0"/>
           <w:sz w:val="26"/>
@@ -1231,17 +1241,19 @@
         <w:ind w:left="1965"/>
         <w:rPr>
           <w:rFonts w:ascii="Montserrat" w:eastAsia="Times New Roman" w:hAnsi="Montserrat" w:cs="Times New Roman"/>
-          <w:color w:val="000000"/>
-          <w:kern w:val="0"/>
-          <w:sz w:val="26"/>
-          <w:szCs w:val="26"/>
-          <w:lang w:eastAsia="pl-PL"/>
-          <w14:ligatures w14:val="none"/>
-        </w:rPr>
-      </w:pPr>
-      <w:r>
-        <w:rPr>
-          <w:rFonts w:ascii="Montserrat" w:eastAsia="Times New Roman" w:hAnsi="Montserrat" w:cs="Times New Roman"/>
+          <w:strike/>
+          <w:color w:val="000000"/>
+          <w:kern w:val="0"/>
+          <w:sz w:val="26"/>
+          <w:szCs w:val="26"/>
+          <w:lang w:eastAsia="pl-PL"/>
+          <w14:ligatures w14:val="none"/>
+        </w:rPr>
+      </w:pPr>
+      <w:r>
+        <w:rPr>
+          <w:rFonts w:ascii="Montserrat" w:eastAsia="Times New Roman" w:hAnsi="Montserrat" w:cs="Times New Roman"/>
+          <w:strike/>
           <w:color w:val="000000"/>
           <w:kern w:val="0"/>
           <w:sz w:val="26"/>
@@ -1263,17 +1275,19 @@
         <w:ind w:left="1965"/>
         <w:rPr>
           <w:rFonts w:ascii="Montserrat" w:eastAsia="Times New Roman" w:hAnsi="Montserrat" w:cs="Times New Roman"/>
-          <w:color w:val="000000"/>
-          <w:kern w:val="0"/>
-          <w:sz w:val="26"/>
-          <w:szCs w:val="26"/>
-          <w:lang w:eastAsia="pl-PL"/>
-          <w14:ligatures w14:val="none"/>
-        </w:rPr>
-      </w:pPr>
-      <w:r>
-        <w:rPr>
-          <w:rFonts w:ascii="Montserrat" w:eastAsia="Times New Roman" w:hAnsi="Montserrat" w:cs="Times New Roman"/>
+          <w:strike/>
+          <w:color w:val="000000"/>
+          <w:kern w:val="0"/>
+          <w:sz w:val="26"/>
+          <w:szCs w:val="26"/>
+          <w:lang w:eastAsia="pl-PL"/>
+          <w14:ligatures w14:val="none"/>
+        </w:rPr>
+      </w:pPr>
+      <w:r>
+        <w:rPr>
+          <w:rFonts w:ascii="Montserrat" w:eastAsia="Times New Roman" w:hAnsi="Montserrat" w:cs="Times New Roman"/>
+          <w:strike/>
           <w:color w:val="000000"/>
           <w:kern w:val="0"/>
           <w:sz w:val="26"/>
@@ -1294,17 +1308,19 @@
         <w:ind w:left="1965"/>
         <w:rPr>
           <w:rFonts w:ascii="Montserrat" w:eastAsia="Times New Roman" w:hAnsi="Montserrat" w:cs="Times New Roman"/>
-          <w:color w:val="000000"/>
-          <w:kern w:val="0"/>
-          <w:sz w:val="26"/>
-          <w:szCs w:val="26"/>
-          <w:lang w:eastAsia="pl-PL"/>
-          <w14:ligatures w14:val="none"/>
-        </w:rPr>
-      </w:pPr>
-      <w:r>
-        <w:rPr>
-          <w:rFonts w:ascii="Montserrat" w:eastAsia="Times New Roman" w:hAnsi="Montserrat" w:cs="Times New Roman"/>
+          <w:strike/>
+          <w:color w:val="000000"/>
+          <w:kern w:val="0"/>
+          <w:sz w:val="26"/>
+          <w:szCs w:val="26"/>
+          <w:lang w:eastAsia="pl-PL"/>
+          <w14:ligatures w14:val="none"/>
+        </w:rPr>
+      </w:pPr>
+      <w:r>
+        <w:rPr>
+          <w:rFonts w:ascii="Montserrat" w:eastAsia="Times New Roman" w:hAnsi="Montserrat" w:cs="Times New Roman"/>
+          <w:strike/>
           <w:color w:val="000000"/>
           <w:kern w:val="0"/>
           <w:sz w:val="26"/>
@@ -1325,17 +1341,19 @@
         <w:ind w:left="1965"/>
         <w:rPr>
           <w:rFonts w:ascii="Montserrat" w:eastAsia="Times New Roman" w:hAnsi="Montserrat" w:cs="Times New Roman"/>
-          <w:color w:val="000000"/>
-          <w:kern w:val="0"/>
-          <w:sz w:val="26"/>
-          <w:szCs w:val="26"/>
-          <w:lang w:eastAsia="pl-PL"/>
-          <w14:ligatures w14:val="none"/>
-        </w:rPr>
-      </w:pPr>
-      <w:r>
-        <w:rPr>
-          <w:rFonts w:ascii="Montserrat" w:eastAsia="Times New Roman" w:hAnsi="Montserrat" w:cs="Times New Roman"/>
+          <w:strike/>
+          <w:color w:val="000000"/>
+          <w:kern w:val="0"/>
+          <w:sz w:val="26"/>
+          <w:szCs w:val="26"/>
+          <w:lang w:eastAsia="pl-PL"/>
+          <w14:ligatures w14:val="none"/>
+        </w:rPr>
+      </w:pPr>
+      <w:r>
+        <w:rPr>
+          <w:rFonts w:ascii="Montserrat" w:eastAsia="Times New Roman" w:hAnsi="Montserrat" w:cs="Times New Roman"/>
+          <w:strike/>
           <w:color w:val="000000"/>
           <w:kern w:val="0"/>
           <w:sz w:val="26"/>
@@ -1356,17 +1374,19 @@
         <w:ind w:left="1965"/>
         <w:rPr>
           <w:rFonts w:ascii="Montserrat" w:eastAsia="Times New Roman" w:hAnsi="Montserrat" w:cs="Times New Roman"/>
-          <w:color w:val="000000"/>
-          <w:kern w:val="0"/>
-          <w:sz w:val="26"/>
-          <w:szCs w:val="26"/>
-          <w:lang w:eastAsia="pl-PL"/>
-          <w14:ligatures w14:val="none"/>
-        </w:rPr>
-      </w:pPr>
-      <w:r>
-        <w:rPr>
-          <w:rFonts w:ascii="Montserrat" w:eastAsia="Times New Roman" w:hAnsi="Montserrat" w:cs="Times New Roman"/>
+          <w:strike/>
+          <w:color w:val="000000"/>
+          <w:kern w:val="0"/>
+          <w:sz w:val="26"/>
+          <w:szCs w:val="26"/>
+          <w:lang w:eastAsia="pl-PL"/>
+          <w14:ligatures w14:val="none"/>
+        </w:rPr>
+      </w:pPr>
+      <w:r>
+        <w:rPr>
+          <w:rFonts w:ascii="Montserrat" w:eastAsia="Times New Roman" w:hAnsi="Montserrat" w:cs="Times New Roman"/>
+          <w:strike/>
           <w:color w:val="000000"/>
           <w:kern w:val="0"/>
           <w:sz w:val="26"/>
@@ -1387,17 +1407,19 @@
         <w:ind w:left="870"/>
         <w:rPr>
           <w:rFonts w:ascii="Montserrat" w:eastAsia="Times New Roman" w:hAnsi="Montserrat" w:cs="Times New Roman"/>
-          <w:color w:val="000000"/>
-          <w:kern w:val="0"/>
-          <w:sz w:val="26"/>
-          <w:szCs w:val="26"/>
-          <w:lang w:eastAsia="pl-PL"/>
-          <w14:ligatures w14:val="none"/>
-        </w:rPr>
-      </w:pPr>
-      <w:r>
-        <w:rPr>
-          <w:rFonts w:ascii="Montserrat" w:eastAsia="Times New Roman" w:hAnsi="Montserrat" w:cs="Times New Roman"/>
+          <w:strike/>
+          <w:color w:val="000000"/>
+          <w:kern w:val="0"/>
+          <w:sz w:val="26"/>
+          <w:szCs w:val="26"/>
+          <w:lang w:eastAsia="pl-PL"/>
+          <w14:ligatures w14:val="none"/>
+        </w:rPr>
+      </w:pPr>
+      <w:r>
+        <w:rPr>
+          <w:rFonts w:ascii="Montserrat" w:eastAsia="Times New Roman" w:hAnsi="Montserrat" w:cs="Times New Roman"/>
+          <w:strike/>
           <w:color w:val="000000"/>
           <w:kern w:val="0"/>
           <w:sz w:val="26"/>
@@ -1418,17 +1440,19 @@
         <w:ind w:left="1965"/>
         <w:rPr>
           <w:rFonts w:ascii="Montserrat" w:eastAsia="Times New Roman" w:hAnsi="Montserrat" w:cs="Times New Roman"/>
-          <w:color w:val="000000"/>
-          <w:kern w:val="0"/>
-          <w:sz w:val="26"/>
-          <w:szCs w:val="26"/>
-          <w:lang w:eastAsia="pl-PL"/>
-          <w14:ligatures w14:val="none"/>
-        </w:rPr>
-      </w:pPr>
-      <w:r>
-        <w:rPr>
-          <w:rFonts w:ascii="Montserrat" w:eastAsia="Times New Roman" w:hAnsi="Montserrat" w:cs="Times New Roman"/>
+          <w:strike/>
+          <w:color w:val="000000"/>
+          <w:kern w:val="0"/>
+          <w:sz w:val="26"/>
+          <w:szCs w:val="26"/>
+          <w:lang w:eastAsia="pl-PL"/>
+          <w14:ligatures w14:val="none"/>
+        </w:rPr>
+      </w:pPr>
+      <w:r>
+        <w:rPr>
+          <w:rFonts w:ascii="Montserrat" w:eastAsia="Times New Roman" w:hAnsi="Montserrat" w:cs="Times New Roman"/>
+          <w:strike/>
           <w:color w:val="000000"/>
           <w:kern w:val="0"/>
           <w:sz w:val="26"/>
@@ -1449,17 +1473,19 @@
         <w:ind w:left="1965"/>
         <w:rPr>
           <w:rFonts w:ascii="Montserrat" w:eastAsia="Times New Roman" w:hAnsi="Montserrat" w:cs="Times New Roman"/>
-          <w:color w:val="000000"/>
-          <w:kern w:val="0"/>
-          <w:sz w:val="26"/>
-          <w:szCs w:val="26"/>
-          <w:lang w:eastAsia="pl-PL"/>
-          <w14:ligatures w14:val="none"/>
-        </w:rPr>
-      </w:pPr>
-      <w:r>
-        <w:rPr>
-          <w:rFonts w:ascii="Montserrat" w:eastAsia="Times New Roman" w:hAnsi="Montserrat" w:cs="Times New Roman"/>
+          <w:strike/>
+          <w:color w:val="000000"/>
+          <w:kern w:val="0"/>
+          <w:sz w:val="26"/>
+          <w:szCs w:val="26"/>
+          <w:lang w:eastAsia="pl-PL"/>
+          <w14:ligatures w14:val="none"/>
+        </w:rPr>
+      </w:pPr>
+      <w:r>
+        <w:rPr>
+          <w:rFonts w:ascii="Montserrat" w:eastAsia="Times New Roman" w:hAnsi="Montserrat" w:cs="Times New Roman"/>
+          <w:strike/>
           <w:color w:val="000000"/>
           <w:kern w:val="0"/>
           <w:sz w:val="26"/>
@@ -1480,17 +1506,19 @@
         <w:ind w:left="1965"/>
         <w:rPr>
           <w:rFonts w:ascii="Montserrat" w:eastAsia="Times New Roman" w:hAnsi="Montserrat" w:cs="Times New Roman"/>
-          <w:color w:val="000000"/>
-          <w:kern w:val="0"/>
-          <w:sz w:val="26"/>
-          <w:szCs w:val="26"/>
-          <w:lang w:eastAsia="pl-PL"/>
-          <w14:ligatures w14:val="none"/>
-        </w:rPr>
-      </w:pPr>
-      <w:r>
-        <w:rPr>
-          <w:rFonts w:ascii="Montserrat" w:eastAsia="Times New Roman" w:hAnsi="Montserrat" w:cs="Times New Roman"/>
+          <w:strike/>
+          <w:color w:val="000000"/>
+          <w:kern w:val="0"/>
+          <w:sz w:val="26"/>
+          <w:szCs w:val="26"/>
+          <w:lang w:eastAsia="pl-PL"/>
+          <w14:ligatures w14:val="none"/>
+        </w:rPr>
+      </w:pPr>
+      <w:r>
+        <w:rPr>
+          <w:rFonts w:ascii="Montserrat" w:eastAsia="Times New Roman" w:hAnsi="Montserrat" w:cs="Times New Roman"/>
+          <w:strike/>
           <w:color w:val="000000"/>
           <w:kern w:val="0"/>
           <w:sz w:val="26"/>
@@ -1511,17 +1539,19 @@
         <w:ind w:left="1965"/>
         <w:rPr>
           <w:rFonts w:ascii="Montserrat" w:eastAsia="Times New Roman" w:hAnsi="Montserrat" w:cs="Times New Roman"/>
-          <w:color w:val="000000"/>
-          <w:kern w:val="0"/>
-          <w:sz w:val="26"/>
-          <w:szCs w:val="26"/>
-          <w:lang w:eastAsia="pl-PL"/>
-          <w14:ligatures w14:val="none"/>
-        </w:rPr>
-      </w:pPr>
-      <w:r>
-        <w:rPr>
-          <w:rFonts w:ascii="Montserrat" w:eastAsia="Times New Roman" w:hAnsi="Montserrat" w:cs="Times New Roman"/>
+          <w:strike/>
+          <w:color w:val="000000"/>
+          <w:kern w:val="0"/>
+          <w:sz w:val="26"/>
+          <w:szCs w:val="26"/>
+          <w:lang w:eastAsia="pl-PL"/>
+          <w14:ligatures w14:val="none"/>
+        </w:rPr>
+      </w:pPr>
+      <w:r>
+        <w:rPr>
+          <w:rFonts w:ascii="Montserrat" w:eastAsia="Times New Roman" w:hAnsi="Montserrat" w:cs="Times New Roman"/>
+          <w:strike/>
           <w:color w:val="000000"/>
           <w:kern w:val="0"/>
           <w:sz w:val="26"/>
@@ -1542,17 +1572,19 @@
         <w:ind w:left="870"/>
         <w:rPr>
           <w:rFonts w:ascii="Montserrat" w:eastAsia="Times New Roman" w:hAnsi="Montserrat" w:cs="Times New Roman"/>
-          <w:color w:val="000000"/>
-          <w:kern w:val="0"/>
-          <w:sz w:val="26"/>
-          <w:szCs w:val="26"/>
-          <w:lang w:eastAsia="pl-PL"/>
-          <w14:ligatures w14:val="none"/>
-        </w:rPr>
-      </w:pPr>
-      <w:r>
-        <w:rPr>
-          <w:rFonts w:ascii="Montserrat" w:eastAsia="Times New Roman" w:hAnsi="Montserrat" w:cs="Times New Roman"/>
+          <w:strike/>
+          <w:color w:val="000000"/>
+          <w:kern w:val="0"/>
+          <w:sz w:val="26"/>
+          <w:szCs w:val="26"/>
+          <w:lang w:eastAsia="pl-PL"/>
+          <w14:ligatures w14:val="none"/>
+        </w:rPr>
+      </w:pPr>
+      <w:r>
+        <w:rPr>
+          <w:rFonts w:ascii="Montserrat" w:eastAsia="Times New Roman" w:hAnsi="Montserrat" w:cs="Times New Roman"/>
+          <w:strike/>
           <w:color w:val="000000"/>
           <w:kern w:val="0"/>
           <w:sz w:val="26"/>
@@ -1573,17 +1605,19 @@
         <w:ind w:left="1965"/>
         <w:rPr>
           <w:rFonts w:ascii="Montserrat" w:eastAsia="Times New Roman" w:hAnsi="Montserrat" w:cs="Times New Roman"/>
-          <w:color w:val="000000"/>
-          <w:kern w:val="0"/>
-          <w:sz w:val="26"/>
-          <w:szCs w:val="26"/>
-          <w:lang w:eastAsia="pl-PL"/>
-          <w14:ligatures w14:val="none"/>
-        </w:rPr>
-      </w:pPr>
-      <w:r>
-        <w:rPr>
-          <w:rFonts w:ascii="Montserrat" w:eastAsia="Times New Roman" w:hAnsi="Montserrat" w:cs="Times New Roman"/>
+          <w:strike/>
+          <w:color w:val="000000"/>
+          <w:kern w:val="0"/>
+          <w:sz w:val="26"/>
+          <w:szCs w:val="26"/>
+          <w:lang w:eastAsia="pl-PL"/>
+          <w14:ligatures w14:val="none"/>
+        </w:rPr>
+      </w:pPr>
+      <w:r>
+        <w:rPr>
+          <w:rFonts w:ascii="Montserrat" w:eastAsia="Times New Roman" w:hAnsi="Montserrat" w:cs="Times New Roman"/>
+          <w:strike/>
           <w:color w:val="000000"/>
           <w:kern w:val="0"/>
           <w:sz w:val="26"/>
@@ -1604,17 +1638,19 @@
         <w:ind w:left="1965"/>
         <w:rPr>
           <w:rFonts w:ascii="Montserrat" w:eastAsia="Times New Roman" w:hAnsi="Montserrat" w:cs="Times New Roman"/>
-          <w:color w:val="000000"/>
-          <w:kern w:val="0"/>
-          <w:sz w:val="26"/>
-          <w:szCs w:val="26"/>
-          <w:lang w:eastAsia="pl-PL"/>
-          <w14:ligatures w14:val="none"/>
-        </w:rPr>
-      </w:pPr>
-      <w:r>
-        <w:rPr>
-          <w:rFonts w:ascii="Montserrat" w:eastAsia="Times New Roman" w:hAnsi="Montserrat" w:cs="Times New Roman"/>
+          <w:strike/>
+          <w:color w:val="000000"/>
+          <w:kern w:val="0"/>
+          <w:sz w:val="26"/>
+          <w:szCs w:val="26"/>
+          <w:lang w:eastAsia="pl-PL"/>
+          <w14:ligatures w14:val="none"/>
+        </w:rPr>
+      </w:pPr>
+      <w:r>
+        <w:rPr>
+          <w:rFonts w:ascii="Montserrat" w:eastAsia="Times New Roman" w:hAnsi="Montserrat" w:cs="Times New Roman"/>
+          <w:strike/>
           <w:color w:val="000000"/>
           <w:kern w:val="0"/>
           <w:sz w:val="26"/>
@@ -1635,17 +1671,19 @@
         <w:ind w:left="1965"/>
         <w:rPr>
           <w:rFonts w:ascii="Montserrat" w:eastAsia="Times New Roman" w:hAnsi="Montserrat" w:cs="Times New Roman"/>
-          <w:color w:val="000000"/>
-          <w:kern w:val="0"/>
-          <w:sz w:val="26"/>
-          <w:szCs w:val="26"/>
-          <w:lang w:eastAsia="pl-PL"/>
-          <w14:ligatures w14:val="none"/>
-        </w:rPr>
-      </w:pPr>
-      <w:r>
-        <w:rPr>
-          <w:rFonts w:ascii="Montserrat" w:eastAsia="Times New Roman" w:hAnsi="Montserrat" w:cs="Times New Roman"/>
+          <w:strike/>
+          <w:color w:val="000000"/>
+          <w:kern w:val="0"/>
+          <w:sz w:val="26"/>
+          <w:szCs w:val="26"/>
+          <w:lang w:eastAsia="pl-PL"/>
+          <w14:ligatures w14:val="none"/>
+        </w:rPr>
+      </w:pPr>
+      <w:r>
+        <w:rPr>
+          <w:rFonts w:ascii="Montserrat" w:eastAsia="Times New Roman" w:hAnsi="Montserrat" w:cs="Times New Roman"/>
+          <w:strike/>
           <w:color w:val="000000"/>
           <w:kern w:val="0"/>
           <w:sz w:val="26"/>
@@ -1666,17 +1704,19 @@
         <w:ind w:left="1965"/>
         <w:rPr>
           <w:rFonts w:ascii="Montserrat" w:eastAsia="Times New Roman" w:hAnsi="Montserrat" w:cs="Times New Roman"/>
-          <w:color w:val="000000"/>
-          <w:kern w:val="0"/>
-          <w:sz w:val="26"/>
-          <w:szCs w:val="26"/>
-          <w:lang w:eastAsia="pl-PL"/>
-          <w14:ligatures w14:val="none"/>
-        </w:rPr>
-      </w:pPr>
-      <w:r>
-        <w:rPr>
-          <w:rFonts w:ascii="Montserrat" w:eastAsia="Times New Roman" w:hAnsi="Montserrat" w:cs="Times New Roman"/>
+          <w:strike/>
+          <w:color w:val="000000"/>
+          <w:kern w:val="0"/>
+          <w:sz w:val="26"/>
+          <w:szCs w:val="26"/>
+          <w:lang w:eastAsia="pl-PL"/>
+          <w14:ligatures w14:val="none"/>
+        </w:rPr>
+      </w:pPr>
+      <w:r>
+        <w:rPr>
+          <w:rFonts w:ascii="Montserrat" w:eastAsia="Times New Roman" w:hAnsi="Montserrat" w:cs="Times New Roman"/>
+          <w:strike/>
           <w:color w:val="000000"/>
           <w:kern w:val="0"/>
           <w:sz w:val="26"/>
@@ -1697,17 +1737,19 @@
         <w:ind w:left="1965"/>
         <w:rPr>
           <w:rFonts w:ascii="Montserrat" w:eastAsia="Times New Roman" w:hAnsi="Montserrat" w:cs="Times New Roman"/>
-          <w:color w:val="000000"/>
-          <w:kern w:val="0"/>
-          <w:sz w:val="26"/>
-          <w:szCs w:val="26"/>
-          <w:lang w:eastAsia="pl-PL"/>
-          <w14:ligatures w14:val="none"/>
-        </w:rPr>
-      </w:pPr>
-      <w:r>
-        <w:rPr>
-          <w:rFonts w:ascii="Montserrat" w:eastAsia="Times New Roman" w:hAnsi="Montserrat" w:cs="Times New Roman"/>
+          <w:strike/>
+          <w:color w:val="000000"/>
+          <w:kern w:val="0"/>
+          <w:sz w:val="26"/>
+          <w:szCs w:val="26"/>
+          <w:lang w:eastAsia="pl-PL"/>
+          <w14:ligatures w14:val="none"/>
+        </w:rPr>
+      </w:pPr>
+      <w:r>
+        <w:rPr>
+          <w:rFonts w:ascii="Montserrat" w:eastAsia="Times New Roman" w:hAnsi="Montserrat" w:cs="Times New Roman"/>
+          <w:strike/>
           <w:color w:val="000000"/>
           <w:kern w:val="0"/>
           <w:sz w:val="26"/>
@@ -1728,17 +1770,19 @@
         <w:ind w:left="870"/>
         <w:rPr>
           <w:rFonts w:ascii="Montserrat" w:eastAsia="Times New Roman" w:hAnsi="Montserrat" w:cs="Times New Roman"/>
-          <w:color w:val="000000"/>
-          <w:kern w:val="0"/>
-          <w:sz w:val="26"/>
-          <w:szCs w:val="26"/>
-          <w:lang w:eastAsia="pl-PL"/>
-          <w14:ligatures w14:val="none"/>
-        </w:rPr>
-      </w:pPr>
-      <w:r>
-        <w:rPr>
-          <w:rFonts w:ascii="Montserrat" w:eastAsia="Times New Roman" w:hAnsi="Montserrat" w:cs="Times New Roman"/>
+          <w:strike/>
+          <w:color w:val="000000"/>
+          <w:kern w:val="0"/>
+          <w:sz w:val="26"/>
+          <w:szCs w:val="26"/>
+          <w:lang w:eastAsia="pl-PL"/>
+          <w14:ligatures w14:val="none"/>
+        </w:rPr>
+      </w:pPr>
+      <w:r>
+        <w:rPr>
+          <w:rFonts w:ascii="Montserrat" w:eastAsia="Times New Roman" w:hAnsi="Montserrat" w:cs="Times New Roman"/>
+          <w:strike/>
           <w:color w:val="000000"/>
           <w:kern w:val="0"/>
           <w:sz w:val="26"/>
@@ -1759,6 +1803,7 @@
         <w:ind w:left="1965"/>
         <w:rPr>
           <w:rFonts w:ascii="Montserrat" w:eastAsia="Times New Roman" w:hAnsi="Montserrat" w:cs="Times New Roman"/>
+          <w:strike/>
           <w:color w:val="000000"/>
           <w:kern w:val="0"/>
           <w:sz w:val="26"/>
@@ -1771,6 +1816,7 @@
       <w:r>
         <w:rPr>
           <w:rFonts w:ascii="Montserrat" w:eastAsia="Times New Roman" w:hAnsi="Montserrat" w:cs="Times New Roman"/>
+          <w:strike/>
           <w:color w:val="000000"/>
           <w:kern w:val="0"/>
           <w:sz w:val="26"/>
@@ -1792,6 +1838,7 @@
         <w:ind w:left="1965"/>
         <w:rPr>
           <w:rFonts w:ascii="Montserrat" w:eastAsia="Times New Roman" w:hAnsi="Montserrat" w:cs="Times New Roman"/>
+          <w:strike/>
           <w:color w:val="000000"/>
           <w:kern w:val="0"/>
           <w:sz w:val="26"/>
@@ -1804,6 +1851,7 @@
       <w:r>
         <w:rPr>
           <w:rFonts w:ascii="Montserrat" w:eastAsia="Times New Roman" w:hAnsi="Montserrat" w:cs="Times New Roman"/>
+          <w:strike/>
           <w:color w:val="000000"/>
           <w:kern w:val="0"/>
           <w:sz w:val="26"/>
@@ -1825,6 +1873,7 @@
         <w:ind w:left="1965"/>
         <w:rPr>
           <w:rFonts w:ascii="Montserrat" w:eastAsia="Times New Roman" w:hAnsi="Montserrat" w:cs="Times New Roman"/>
+          <w:strike/>
           <w:color w:val="000000"/>
           <w:kern w:val="0"/>
           <w:sz w:val="26"/>
@@ -1837,6 +1886,7 @@
       <w:r>
         <w:rPr>
           <w:rFonts w:ascii="Montserrat" w:eastAsia="Times New Roman" w:hAnsi="Montserrat" w:cs="Times New Roman"/>
+          <w:strike/>
           <w:color w:val="000000"/>
           <w:kern w:val="0"/>
           <w:sz w:val="26"/>
@@ -1858,17 +1908,19 @@
         <w:ind w:left="870"/>
         <w:rPr>
           <w:rFonts w:ascii="Montserrat" w:eastAsia="Times New Roman" w:hAnsi="Montserrat" w:cs="Times New Roman"/>
-          <w:color w:val="000000"/>
-          <w:kern w:val="0"/>
-          <w:sz w:val="26"/>
-          <w:szCs w:val="26"/>
-          <w:lang w:eastAsia="pl-PL"/>
-          <w14:ligatures w14:val="none"/>
-        </w:rPr>
-      </w:pPr>
-      <w:r>
-        <w:rPr>
-          <w:rFonts w:ascii="Montserrat" w:eastAsia="Times New Roman" w:hAnsi="Montserrat" w:cs="Times New Roman"/>
+          <w:strike/>
+          <w:color w:val="000000"/>
+          <w:kern w:val="0"/>
+          <w:sz w:val="26"/>
+          <w:szCs w:val="26"/>
+          <w:lang w:eastAsia="pl-PL"/>
+          <w14:ligatures w14:val="none"/>
+        </w:rPr>
+      </w:pPr>
+      <w:r>
+        <w:rPr>
+          <w:rFonts w:ascii="Montserrat" w:eastAsia="Times New Roman" w:hAnsi="Montserrat" w:cs="Times New Roman"/>
+          <w:strike/>
           <w:color w:val="000000"/>
           <w:kern w:val="0"/>
           <w:sz w:val="26"/>
@@ -1889,17 +1941,19 @@
         <w:ind w:left="1965"/>
         <w:rPr>
           <w:rFonts w:ascii="Montserrat" w:eastAsia="Times New Roman" w:hAnsi="Montserrat" w:cs="Times New Roman"/>
-          <w:color w:val="000000"/>
-          <w:kern w:val="0"/>
-          <w:sz w:val="26"/>
-          <w:szCs w:val="26"/>
-          <w:lang w:eastAsia="pl-PL"/>
-          <w14:ligatures w14:val="none"/>
-        </w:rPr>
-      </w:pPr>
-      <w:r>
-        <w:rPr>
-          <w:rFonts w:ascii="Montserrat" w:eastAsia="Times New Roman" w:hAnsi="Montserrat" w:cs="Times New Roman"/>
+          <w:strike/>
+          <w:color w:val="000000"/>
+          <w:kern w:val="0"/>
+          <w:sz w:val="26"/>
+          <w:szCs w:val="26"/>
+          <w:lang w:eastAsia="pl-PL"/>
+          <w14:ligatures w14:val="none"/>
+        </w:rPr>
+      </w:pPr>
+      <w:r>
+        <w:rPr>
+          <w:rFonts w:ascii="Montserrat" w:eastAsia="Times New Roman" w:hAnsi="Montserrat" w:cs="Times New Roman"/>
+          <w:strike/>
           <w:color w:val="000000"/>
           <w:kern w:val="0"/>
           <w:sz w:val="26"/>
@@ -1920,17 +1974,19 @@
         <w:ind w:left="1965"/>
         <w:rPr>
           <w:rFonts w:ascii="Montserrat" w:eastAsia="Times New Roman" w:hAnsi="Montserrat" w:cs="Times New Roman"/>
-          <w:color w:val="000000"/>
-          <w:kern w:val="0"/>
-          <w:sz w:val="26"/>
-          <w:szCs w:val="26"/>
-          <w:lang w:eastAsia="pl-PL"/>
-          <w14:ligatures w14:val="none"/>
-        </w:rPr>
-      </w:pPr>
-      <w:r>
-        <w:rPr>
-          <w:rFonts w:ascii="Montserrat" w:eastAsia="Times New Roman" w:hAnsi="Montserrat" w:cs="Times New Roman"/>
+          <w:strike/>
+          <w:color w:val="000000"/>
+          <w:kern w:val="0"/>
+          <w:sz w:val="26"/>
+          <w:szCs w:val="26"/>
+          <w:lang w:eastAsia="pl-PL"/>
+          <w14:ligatures w14:val="none"/>
+        </w:rPr>
+      </w:pPr>
+      <w:r>
+        <w:rPr>
+          <w:rFonts w:ascii="Montserrat" w:eastAsia="Times New Roman" w:hAnsi="Montserrat" w:cs="Times New Roman"/>
+          <w:strike/>
           <w:color w:val="000000"/>
           <w:kern w:val="0"/>
           <w:sz w:val="26"/>
@@ -1951,17 +2007,19 @@
         <w:ind w:left="1965"/>
         <w:rPr>
           <w:rFonts w:ascii="Montserrat" w:eastAsia="Times New Roman" w:hAnsi="Montserrat" w:cs="Times New Roman"/>
-          <w:color w:val="000000"/>
-          <w:kern w:val="0"/>
-          <w:sz w:val="26"/>
-          <w:szCs w:val="26"/>
-          <w:lang w:eastAsia="pl-PL"/>
-          <w14:ligatures w14:val="none"/>
-        </w:rPr>
-      </w:pPr>
-      <w:r>
-        <w:rPr>
-          <w:rFonts w:ascii="Montserrat" w:eastAsia="Times New Roman" w:hAnsi="Montserrat" w:cs="Times New Roman"/>
+          <w:strike/>
+          <w:color w:val="000000"/>
+          <w:kern w:val="0"/>
+          <w:sz w:val="26"/>
+          <w:szCs w:val="26"/>
+          <w:lang w:eastAsia="pl-PL"/>
+          <w14:ligatures w14:val="none"/>
+        </w:rPr>
+      </w:pPr>
+      <w:r>
+        <w:rPr>
+          <w:rFonts w:ascii="Montserrat" w:eastAsia="Times New Roman" w:hAnsi="Montserrat" w:cs="Times New Roman"/>
+          <w:strike/>
           <w:color w:val="000000"/>
           <w:kern w:val="0"/>
           <w:sz w:val="26"/>
@@ -1982,17 +2040,19 @@
         <w:ind w:left="1965"/>
         <w:rPr>
           <w:rFonts w:ascii="Montserrat" w:eastAsia="Times New Roman" w:hAnsi="Montserrat" w:cs="Times New Roman"/>
-          <w:color w:val="000000"/>
-          <w:kern w:val="0"/>
-          <w:sz w:val="26"/>
-          <w:szCs w:val="26"/>
-          <w:lang w:eastAsia="pl-PL"/>
-          <w14:ligatures w14:val="none"/>
-        </w:rPr>
-      </w:pPr>
-      <w:r>
-        <w:rPr>
-          <w:rFonts w:ascii="Montserrat" w:eastAsia="Times New Roman" w:hAnsi="Montserrat" w:cs="Times New Roman"/>
+          <w:strike/>
+          <w:color w:val="000000"/>
+          <w:kern w:val="0"/>
+          <w:sz w:val="26"/>
+          <w:szCs w:val="26"/>
+          <w:lang w:eastAsia="pl-PL"/>
+          <w14:ligatures w14:val="none"/>
+        </w:rPr>
+      </w:pPr>
+      <w:r>
+        <w:rPr>
+          <w:rFonts w:ascii="Montserrat" w:eastAsia="Times New Roman" w:hAnsi="Montserrat" w:cs="Times New Roman"/>
+          <w:strike/>
           <w:color w:val="000000"/>
           <w:kern w:val="0"/>
           <w:sz w:val="26"/>
@@ -2013,17 +2073,19 @@
         <w:ind w:left="1965"/>
         <w:rPr>
           <w:rFonts w:ascii="Montserrat" w:eastAsia="Times New Roman" w:hAnsi="Montserrat" w:cs="Times New Roman"/>
-          <w:color w:val="000000"/>
-          <w:kern w:val="0"/>
-          <w:sz w:val="26"/>
-          <w:szCs w:val="26"/>
-          <w:lang w:eastAsia="pl-PL"/>
-          <w14:ligatures w14:val="none"/>
-        </w:rPr>
-      </w:pPr>
-      <w:r>
-        <w:rPr>
-          <w:rFonts w:ascii="Montserrat" w:eastAsia="Times New Roman" w:hAnsi="Montserrat" w:cs="Times New Roman"/>
+          <w:strike/>
+          <w:color w:val="000000"/>
+          <w:kern w:val="0"/>
+          <w:sz w:val="26"/>
+          <w:szCs w:val="26"/>
+          <w:lang w:eastAsia="pl-PL"/>
+          <w14:ligatures w14:val="none"/>
+        </w:rPr>
+      </w:pPr>
+      <w:r>
+        <w:rPr>
+          <w:rFonts w:ascii="Montserrat" w:eastAsia="Times New Roman" w:hAnsi="Montserrat" w:cs="Times New Roman"/>
+          <w:strike/>
           <w:color w:val="000000"/>
           <w:kern w:val="0"/>
           <w:sz w:val="26"/>
@@ -2044,17 +2106,19 @@
         <w:ind w:left="1965"/>
         <w:rPr>
           <w:rFonts w:ascii="Montserrat" w:eastAsia="Times New Roman" w:hAnsi="Montserrat" w:cs="Times New Roman"/>
-          <w:color w:val="000000"/>
-          <w:kern w:val="0"/>
-          <w:sz w:val="26"/>
-          <w:szCs w:val="26"/>
-          <w:lang w:eastAsia="pl-PL"/>
-          <w14:ligatures w14:val="none"/>
-        </w:rPr>
-      </w:pPr>
-      <w:r>
-        <w:rPr>
-          <w:rFonts w:ascii="Montserrat" w:eastAsia="Times New Roman" w:hAnsi="Montserrat" w:cs="Times New Roman"/>
+          <w:strike/>
+          <w:color w:val="000000"/>
+          <w:kern w:val="0"/>
+          <w:sz w:val="26"/>
+          <w:szCs w:val="26"/>
+          <w:lang w:eastAsia="pl-PL"/>
+          <w14:ligatures w14:val="none"/>
+        </w:rPr>
+      </w:pPr>
+      <w:r>
+        <w:rPr>
+          <w:rFonts w:ascii="Montserrat" w:eastAsia="Times New Roman" w:hAnsi="Montserrat" w:cs="Times New Roman"/>
+          <w:strike/>
           <w:color w:val="000000"/>
           <w:kern w:val="0"/>
           <w:sz w:val="26"/>
@@ -2168,17 +2232,19 @@
         <w:ind w:left="870"/>
         <w:rPr>
           <w:rFonts w:ascii="Montserrat" w:eastAsia="Times New Roman" w:hAnsi="Montserrat" w:cs="Times New Roman"/>
-          <w:color w:val="000000"/>
-          <w:kern w:val="0"/>
-          <w:sz w:val="26"/>
-          <w:szCs w:val="26"/>
-          <w:lang w:eastAsia="pl-PL"/>
-          <w14:ligatures w14:val="none"/>
-        </w:rPr>
-      </w:pPr>
-      <w:r>
-        <w:rPr>
-          <w:rFonts w:ascii="Montserrat" w:eastAsia="Times New Roman" w:hAnsi="Montserrat" w:cs="Times New Roman"/>
+          <w:strike/>
+          <w:color w:val="000000"/>
+          <w:kern w:val="0"/>
+          <w:sz w:val="26"/>
+          <w:szCs w:val="26"/>
+          <w:lang w:eastAsia="pl-PL"/>
+          <w14:ligatures w14:val="none"/>
+        </w:rPr>
+      </w:pPr>
+      <w:r>
+        <w:rPr>
+          <w:rFonts w:ascii="Montserrat" w:eastAsia="Times New Roman" w:hAnsi="Montserrat" w:cs="Times New Roman"/>
+          <w:strike/>
           <w:color w:val="000000"/>
           <w:kern w:val="0"/>
           <w:sz w:val="26"/>
@@ -2292,17 +2358,19 @@
         <w:ind w:left="870"/>
         <w:rPr>
           <w:rFonts w:ascii="Montserrat" w:eastAsia="Times New Roman" w:hAnsi="Montserrat" w:cs="Times New Roman"/>
-          <w:color w:val="000000"/>
-          <w:kern w:val="0"/>
-          <w:sz w:val="26"/>
-          <w:szCs w:val="26"/>
-          <w:lang w:eastAsia="pl-PL"/>
-          <w14:ligatures w14:val="none"/>
-        </w:rPr>
-      </w:pPr>
-      <w:r>
-        <w:rPr>
-          <w:rFonts w:ascii="Montserrat" w:eastAsia="Times New Roman" w:hAnsi="Montserrat" w:cs="Times New Roman"/>
+          <w:strike/>
+          <w:color w:val="000000"/>
+          <w:kern w:val="0"/>
+          <w:sz w:val="26"/>
+          <w:szCs w:val="26"/>
+          <w:lang w:eastAsia="pl-PL"/>
+          <w14:ligatures w14:val="none"/>
+        </w:rPr>
+      </w:pPr>
+      <w:r>
+        <w:rPr>
+          <w:rFonts w:ascii="Montserrat" w:eastAsia="Times New Roman" w:hAnsi="Montserrat" w:cs="Times New Roman"/>
+          <w:strike/>
           <w:color w:val="000000"/>
           <w:kern w:val="0"/>
           <w:sz w:val="26"/>
@@ -2323,17 +2391,19 @@
         <w:ind w:left="1965"/>
         <w:rPr>
           <w:rFonts w:ascii="Montserrat" w:eastAsia="Times New Roman" w:hAnsi="Montserrat" w:cs="Times New Roman"/>
-          <w:color w:val="000000"/>
-          <w:kern w:val="0"/>
-          <w:sz w:val="26"/>
-          <w:szCs w:val="26"/>
-          <w:lang w:eastAsia="pl-PL"/>
-          <w14:ligatures w14:val="none"/>
-        </w:rPr>
-      </w:pPr>
-      <w:r>
-        <w:rPr>
-          <w:rFonts w:ascii="Montserrat" w:eastAsia="Times New Roman" w:hAnsi="Montserrat" w:cs="Times New Roman"/>
+          <w:strike/>
+          <w:color w:val="000000"/>
+          <w:kern w:val="0"/>
+          <w:sz w:val="26"/>
+          <w:szCs w:val="26"/>
+          <w:lang w:eastAsia="pl-PL"/>
+          <w14:ligatures w14:val="none"/>
+        </w:rPr>
+      </w:pPr>
+      <w:r>
+        <w:rPr>
+          <w:rFonts w:ascii="Montserrat" w:eastAsia="Times New Roman" w:hAnsi="Montserrat" w:cs="Times New Roman"/>
+          <w:strike/>
           <w:color w:val="000000"/>
           <w:kern w:val="0"/>
           <w:sz w:val="26"/>
@@ -2355,17 +2425,19 @@
         <w:ind w:left="1965"/>
         <w:rPr>
           <w:rFonts w:ascii="Montserrat" w:eastAsia="Times New Roman" w:hAnsi="Montserrat" w:cs="Times New Roman"/>
-          <w:color w:val="000000"/>
-          <w:kern w:val="0"/>
-          <w:sz w:val="26"/>
-          <w:szCs w:val="26"/>
-          <w:lang w:eastAsia="pl-PL"/>
-          <w14:ligatures w14:val="none"/>
-        </w:rPr>
-      </w:pPr>
-      <w:r>
-        <w:rPr>
-          <w:rFonts w:ascii="Montserrat" w:eastAsia="Times New Roman" w:hAnsi="Montserrat" w:cs="Times New Roman"/>
+          <w:strike/>
+          <w:color w:val="000000"/>
+          <w:kern w:val="0"/>
+          <w:sz w:val="26"/>
+          <w:szCs w:val="26"/>
+          <w:lang w:eastAsia="pl-PL"/>
+          <w14:ligatures w14:val="none"/>
+        </w:rPr>
+      </w:pPr>
+      <w:r>
+        <w:rPr>
+          <w:rFonts w:ascii="Montserrat" w:eastAsia="Times New Roman" w:hAnsi="Montserrat" w:cs="Times New Roman"/>
+          <w:strike/>
           <w:color w:val="000000"/>
           <w:kern w:val="0"/>
           <w:sz w:val="26"/>
@@ -2386,17 +2458,19 @@
         <w:ind w:left="1965"/>
         <w:rPr>
           <w:rFonts w:ascii="Montserrat" w:eastAsia="Times New Roman" w:hAnsi="Montserrat" w:cs="Times New Roman"/>
-          <w:color w:val="000000"/>
-          <w:kern w:val="0"/>
-          <w:sz w:val="26"/>
-          <w:szCs w:val="26"/>
-          <w:lang w:eastAsia="pl-PL"/>
-          <w14:ligatures w14:val="none"/>
-        </w:rPr>
-      </w:pPr>
-      <w:r>
-        <w:rPr>
-          <w:rFonts w:ascii="Montserrat" w:eastAsia="Times New Roman" w:hAnsi="Montserrat" w:cs="Times New Roman"/>
+          <w:strike/>
+          <w:color w:val="000000"/>
+          <w:kern w:val="0"/>
+          <w:sz w:val="26"/>
+          <w:szCs w:val="26"/>
+          <w:lang w:eastAsia="pl-PL"/>
+          <w14:ligatures w14:val="none"/>
+        </w:rPr>
+      </w:pPr>
+      <w:r>
+        <w:rPr>
+          <w:rFonts w:ascii="Montserrat" w:eastAsia="Times New Roman" w:hAnsi="Montserrat" w:cs="Times New Roman"/>
+          <w:strike/>
           <w:color w:val="000000"/>
           <w:kern w:val="0"/>
           <w:sz w:val="26"/>
@@ -2417,6 +2491,7 @@
         <w:ind w:left="1965"/>
         <w:rPr>
           <w:rFonts w:ascii="Montserrat" w:eastAsia="Times New Roman" w:hAnsi="Montserrat" w:cs="Times New Roman"/>
+          <w:strike/>
           <w:color w:val="000000"/>
           <w:kern w:val="0"/>
           <w:sz w:val="26"/>
@@ -2429,6 +2504,7 @@
       <w:r>
         <w:rPr>
           <w:rFonts w:ascii="Montserrat" w:eastAsia="Times New Roman" w:hAnsi="Montserrat" w:cs="Times New Roman"/>
+          <w:strike/>
           <w:color w:val="000000"/>
           <w:kern w:val="0"/>
           <w:sz w:val="26"/>

--- a/00 - Setup/Kompleksowy SQL Server - plan.docx
+++ b/00 - Setup/Kompleksowy SQL Server - plan.docx
@@ -2139,17 +2139,19 @@
         <w:ind w:left="870"/>
         <w:rPr>
           <w:rFonts w:ascii="Montserrat" w:eastAsia="Times New Roman" w:hAnsi="Montserrat" w:cs="Times New Roman"/>
-          <w:color w:val="000000"/>
-          <w:kern w:val="0"/>
-          <w:sz w:val="26"/>
-          <w:szCs w:val="26"/>
-          <w:lang w:eastAsia="pl-PL"/>
-          <w14:ligatures w14:val="none"/>
-        </w:rPr>
-      </w:pPr>
-      <w:r>
-        <w:rPr>
-          <w:rFonts w:ascii="Montserrat" w:eastAsia="Times New Roman" w:hAnsi="Montserrat" w:cs="Times New Roman"/>
+          <w:strike/>
+          <w:color w:val="000000"/>
+          <w:kern w:val="0"/>
+          <w:sz w:val="26"/>
+          <w:szCs w:val="26"/>
+          <w:lang w:eastAsia="pl-PL"/>
+          <w14:ligatures w14:val="none"/>
+        </w:rPr>
+      </w:pPr>
+      <w:r>
+        <w:rPr>
+          <w:rFonts w:ascii="Montserrat" w:eastAsia="Times New Roman" w:hAnsi="Montserrat" w:cs="Times New Roman"/>
+          <w:strike/>
           <w:color w:val="000000"/>
           <w:kern w:val="0"/>
           <w:sz w:val="26"/>
@@ -2170,17 +2172,19 @@
         <w:ind w:left="1965"/>
         <w:rPr>
           <w:rFonts w:ascii="Montserrat" w:eastAsia="Times New Roman" w:hAnsi="Montserrat" w:cs="Times New Roman"/>
-          <w:color w:val="000000"/>
-          <w:kern w:val="0"/>
-          <w:sz w:val="26"/>
-          <w:szCs w:val="26"/>
-          <w:lang w:eastAsia="pl-PL"/>
-          <w14:ligatures w14:val="none"/>
-        </w:rPr>
-      </w:pPr>
-      <w:r>
-        <w:rPr>
-          <w:rFonts w:ascii="Montserrat" w:eastAsia="Times New Roman" w:hAnsi="Montserrat" w:cs="Times New Roman"/>
+          <w:strike/>
+          <w:color w:val="000000"/>
+          <w:kern w:val="0"/>
+          <w:sz w:val="26"/>
+          <w:szCs w:val="26"/>
+          <w:lang w:eastAsia="pl-PL"/>
+          <w14:ligatures w14:val="none"/>
+        </w:rPr>
+      </w:pPr>
+      <w:r>
+        <w:rPr>
+          <w:rFonts w:ascii="Montserrat" w:eastAsia="Times New Roman" w:hAnsi="Montserrat" w:cs="Times New Roman"/>
+          <w:strike/>
           <w:color w:val="000000"/>
           <w:kern w:val="0"/>
           <w:sz w:val="26"/>
@@ -2201,17 +2205,19 @@
         <w:ind w:left="1965"/>
         <w:rPr>
           <w:rFonts w:ascii="Montserrat" w:eastAsia="Times New Roman" w:hAnsi="Montserrat" w:cs="Times New Roman"/>
-          <w:color w:val="000000"/>
-          <w:kern w:val="0"/>
-          <w:sz w:val="26"/>
-          <w:szCs w:val="26"/>
-          <w:lang w:eastAsia="pl-PL"/>
-          <w14:ligatures w14:val="none"/>
-        </w:rPr>
-      </w:pPr>
-      <w:r>
-        <w:rPr>
-          <w:rFonts w:ascii="Montserrat" w:eastAsia="Times New Roman" w:hAnsi="Montserrat" w:cs="Times New Roman"/>
+          <w:strike/>
+          <w:color w:val="000000"/>
+          <w:kern w:val="0"/>
+          <w:sz w:val="26"/>
+          <w:szCs w:val="26"/>
+          <w:lang w:eastAsia="pl-PL"/>
+          <w14:ligatures w14:val="none"/>
+        </w:rPr>
+      </w:pPr>
+      <w:r>
+        <w:rPr>
+          <w:rFonts w:ascii="Montserrat" w:eastAsia="Times New Roman" w:hAnsi="Montserrat" w:cs="Times New Roman"/>
+          <w:strike/>
           <w:color w:val="000000"/>
           <w:kern w:val="0"/>
           <w:sz w:val="26"/>
@@ -2526,17 +2532,19 @@
         <w:ind w:left="870"/>
         <w:rPr>
           <w:rFonts w:ascii="Montserrat" w:eastAsia="Times New Roman" w:hAnsi="Montserrat" w:cs="Times New Roman"/>
-          <w:color w:val="000000"/>
-          <w:kern w:val="0"/>
-          <w:sz w:val="26"/>
-          <w:szCs w:val="26"/>
-          <w:lang w:eastAsia="pl-PL"/>
-          <w14:ligatures w14:val="none"/>
-        </w:rPr>
-      </w:pPr>
-      <w:r>
-        <w:rPr>
-          <w:rFonts w:ascii="Montserrat" w:eastAsia="Times New Roman" w:hAnsi="Montserrat" w:cs="Times New Roman"/>
+          <w:strike/>
+          <w:color w:val="000000"/>
+          <w:kern w:val="0"/>
+          <w:sz w:val="26"/>
+          <w:szCs w:val="26"/>
+          <w:lang w:eastAsia="pl-PL"/>
+          <w14:ligatures w14:val="none"/>
+        </w:rPr>
+      </w:pPr>
+      <w:r>
+        <w:rPr>
+          <w:rFonts w:ascii="Montserrat" w:eastAsia="Times New Roman" w:hAnsi="Montserrat" w:cs="Times New Roman"/>
+          <w:strike/>
           <w:color w:val="000000"/>
           <w:kern w:val="0"/>
           <w:sz w:val="26"/>
@@ -2557,17 +2565,19 @@
         <w:ind w:left="1965"/>
         <w:rPr>
           <w:rFonts w:ascii="Montserrat" w:eastAsia="Times New Roman" w:hAnsi="Montserrat" w:cs="Times New Roman"/>
-          <w:color w:val="000000"/>
-          <w:kern w:val="0"/>
-          <w:sz w:val="26"/>
-          <w:szCs w:val="26"/>
-          <w:lang w:eastAsia="pl-PL"/>
-          <w14:ligatures w14:val="none"/>
-        </w:rPr>
-      </w:pPr>
-      <w:r>
-        <w:rPr>
-          <w:rFonts w:ascii="Montserrat" w:eastAsia="Times New Roman" w:hAnsi="Montserrat" w:cs="Times New Roman"/>
+          <w:strike/>
+          <w:color w:val="000000"/>
+          <w:kern w:val="0"/>
+          <w:sz w:val="26"/>
+          <w:szCs w:val="26"/>
+          <w:lang w:eastAsia="pl-PL"/>
+          <w14:ligatures w14:val="none"/>
+        </w:rPr>
+      </w:pPr>
+      <w:r>
+        <w:rPr>
+          <w:rFonts w:ascii="Montserrat" w:eastAsia="Times New Roman" w:hAnsi="Montserrat" w:cs="Times New Roman"/>
+          <w:strike/>
           <w:color w:val="000000"/>
           <w:kern w:val="0"/>
           <w:sz w:val="26"/>
@@ -2588,17 +2598,19 @@
         <w:ind w:left="1965"/>
         <w:rPr>
           <w:rFonts w:ascii="Montserrat" w:eastAsia="Times New Roman" w:hAnsi="Montserrat" w:cs="Times New Roman"/>
-          <w:color w:val="000000"/>
-          <w:kern w:val="0"/>
-          <w:sz w:val="26"/>
-          <w:szCs w:val="26"/>
-          <w:lang w:eastAsia="pl-PL"/>
-          <w14:ligatures w14:val="none"/>
-        </w:rPr>
-      </w:pPr>
-      <w:r>
-        <w:rPr>
-          <w:rFonts w:ascii="Montserrat" w:eastAsia="Times New Roman" w:hAnsi="Montserrat" w:cs="Times New Roman"/>
+          <w:strike/>
+          <w:color w:val="000000"/>
+          <w:kern w:val="0"/>
+          <w:sz w:val="26"/>
+          <w:szCs w:val="26"/>
+          <w:lang w:eastAsia="pl-PL"/>
+          <w14:ligatures w14:val="none"/>
+        </w:rPr>
+      </w:pPr>
+      <w:r>
+        <w:rPr>
+          <w:rFonts w:ascii="Montserrat" w:eastAsia="Times New Roman" w:hAnsi="Montserrat" w:cs="Times New Roman"/>
+          <w:strike/>
           <w:color w:val="000000"/>
           <w:kern w:val="0"/>
           <w:sz w:val="26"/>
@@ -2619,17 +2631,19 @@
         <w:ind w:left="1965"/>
         <w:rPr>
           <w:rFonts w:ascii="Montserrat" w:eastAsia="Times New Roman" w:hAnsi="Montserrat" w:cs="Times New Roman"/>
-          <w:color w:val="000000"/>
-          <w:kern w:val="0"/>
-          <w:sz w:val="26"/>
-          <w:szCs w:val="26"/>
-          <w:lang w:eastAsia="pl-PL"/>
-          <w14:ligatures w14:val="none"/>
-        </w:rPr>
-      </w:pPr>
-      <w:r>
-        <w:rPr>
-          <w:rFonts w:ascii="Montserrat" w:eastAsia="Times New Roman" w:hAnsi="Montserrat" w:cs="Times New Roman"/>
+          <w:strike/>
+          <w:color w:val="000000"/>
+          <w:kern w:val="0"/>
+          <w:sz w:val="26"/>
+          <w:szCs w:val="26"/>
+          <w:lang w:eastAsia="pl-PL"/>
+          <w14:ligatures w14:val="none"/>
+        </w:rPr>
+      </w:pPr>
+      <w:r>
+        <w:rPr>
+          <w:rFonts w:ascii="Montserrat" w:eastAsia="Times New Roman" w:hAnsi="Montserrat" w:cs="Times New Roman"/>
+          <w:strike/>
           <w:color w:val="000000"/>
           <w:kern w:val="0"/>
           <w:sz w:val="26"/>
@@ -2650,6 +2664,7 @@
         <w:ind w:left="1965"/>
         <w:rPr>
           <w:rFonts w:ascii="Montserrat" w:eastAsia="Times New Roman" w:hAnsi="Montserrat" w:cs="Times New Roman"/>
+          <w:strike/>
           <w:color w:val="000000"/>
           <w:kern w:val="0"/>
           <w:sz w:val="26"/>
@@ -2662,6 +2677,7 @@
       <w:r>
         <w:rPr>
           <w:rFonts w:ascii="Montserrat" w:eastAsia="Times New Roman" w:hAnsi="Montserrat" w:cs="Times New Roman"/>
+          <w:strike/>
           <w:color w:val="000000"/>
           <w:kern w:val="0"/>
           <w:sz w:val="26"/>
@@ -2675,6 +2691,7 @@
       <w:r>
         <w:rPr>
           <w:rFonts w:ascii="Montserrat" w:eastAsia="Times New Roman" w:hAnsi="Montserrat" w:cs="Times New Roman"/>
+          <w:strike/>
           <w:color w:val="000000"/>
           <w:kern w:val="0"/>
           <w:sz w:val="26"/>
@@ -2688,6 +2705,7 @@
       <w:r>
         <w:rPr>
           <w:rFonts w:ascii="Montserrat" w:eastAsia="Times New Roman" w:hAnsi="Montserrat" w:cs="Times New Roman"/>
+          <w:strike/>
           <w:color w:val="000000"/>
           <w:kern w:val="0"/>
           <w:sz w:val="26"/>
